--- a/evaluation/Forsa AI - Evaluation Dataset and Results.docx
+++ b/evaluation/Forsa AI - Evaluation Dataset and Results.docx
@@ -256,7 +256,7 @@
               <w:rPr>
                 <w:sz w:val="19"/>
               </w:rPr>
-              <w:t xml:space="preserve"> (deterministic set) · </w:t>
+              <w:t xml:space="preserve"> → 15/16 (no credentials) · </w:t>
             </w:r>
             <w:r>
               <w:rPr>
@@ -270,7 +270,7 @@
               <w:rPr>
                 <w:sz w:val="19"/>
               </w:rPr>
-              <w:t xml:space="preserve"> (full set)</w:t>
+              <w:t xml:space="preserve"> → 16/16</w:t>
             </w:r>
           </w:p>
         </w:tc>
@@ -573,7 +573,7 @@
         <w:t>skipped by default and reported in a separate tally</w:t>
       </w:r>
       <w:r>
-        <w:t>. The runner is structurally incapable of printing a skipped case as passed. A failure exits non-zero, allowing the suite to gate CI. This is what permits the results in §3 to be read as measurements rather than claims.</w:t>
+        <w:t>. The runner is structurally incapable of printing a skipped case as passed. A failure exits non-zero, allowing the suite to gate CI. This is what permits the results in §4 to be read as measurements rather than claims.</w:t>
       </w:r>
     </w:p>
     <w:p>
@@ -589,7 +589,903 @@
         <w:pStyle w:val="Heading2"/>
       </w:pPr>
       <w:r>
-        <w:t>2. Benchmark Dataset Breakdown</w:t>
+        <w:t>2. System Architecture Under Test</w:t>
+      </w:r>
+    </w:p>
+    <w:p>
+      <w:r>
+        <w:t>The measurements in §4 are only meaningful against a clear statement of what was built. Two architectural decisions define the system.</w:t>
+      </w:r>
+    </w:p>
+    <w:p>
+      <w:pPr>
+        <w:pStyle w:val="Heading3"/>
+      </w:pPr>
+      <w:r>
+        <w:t>2.1 A deliberate two-model split</w:t>
+      </w:r>
+    </w:p>
+    <w:p>
+      <w:r>
+        <w:t xml:space="preserve">Forsa AI runs </w:t>
+      </w:r>
+      <w:r>
+        <w:rPr>
+          <w:b/>
+        </w:rPr>
+        <w:t>two different models for two different jobs</w:t>
+      </w:r>
+      <w:r>
+        <w:t>, rather than forcing one model to do both badly.</w:t>
+      </w:r>
+    </w:p>
+    <w:tbl>
+      <w:tblPr>
+        <w:tblStyle w:val="TableGrid"/>
+        <w:tblW w:type="auto" w:w="0"/>
+        <w:jc w:val="center"/>
+        <w:tblLook w:firstColumn="1" w:firstRow="1" w:lastColumn="0" w:lastRow="0" w:noHBand="0" w:noVBand="1" w:val="04A0"/>
+      </w:tblPr>
+      <w:tblGrid>
+        <w:gridCol w:w="3168"/>
+        <w:gridCol w:w="3168"/>
+        <w:gridCol w:w="3168"/>
+      </w:tblGrid>
+      <w:tr>
+        <w:tc>
+          <w:tcPr>
+            <w:tcW w:type="dxa" w:w="3168"/>
+            <w:shd w:val="clear" w:fill="0B2E4A"/>
+          </w:tcPr>
+          <w:p>
+            <w:pPr>
+              <w:spacing w:after="40"/>
+            </w:pPr>
+            <w:r>
+              <w:rPr>
+                <w:b/>
+                <w:color w:val="FFFFFF"/>
+                <w:sz w:val="19"/>
+              </w:rPr>
+              <w:t>Stage</w:t>
+            </w:r>
+          </w:p>
+        </w:tc>
+        <w:tc>
+          <w:tcPr>
+            <w:tcW w:type="dxa" w:w="3168"/>
+            <w:shd w:val="clear" w:fill="0B2E4A"/>
+          </w:tcPr>
+          <w:p>
+            <w:pPr>
+              <w:spacing w:after="40"/>
+            </w:pPr>
+            <w:r>
+              <w:rPr>
+                <w:b/>
+                <w:color w:val="FFFFFF"/>
+                <w:sz w:val="19"/>
+              </w:rPr>
+              <w:t>Component</w:t>
+            </w:r>
+          </w:p>
+        </w:tc>
+        <w:tc>
+          <w:tcPr>
+            <w:tcW w:type="dxa" w:w="3168"/>
+            <w:shd w:val="clear" w:fill="0B2E4A"/>
+          </w:tcPr>
+          <w:p>
+            <w:pPr>
+              <w:spacing w:after="40"/>
+            </w:pPr>
+            <w:r>
+              <w:rPr>
+                <w:b/>
+                <w:color w:val="FFFFFF"/>
+                <w:sz w:val="19"/>
+              </w:rPr>
+              <w:t>Configuration</w:t>
+            </w:r>
+          </w:p>
+        </w:tc>
+      </w:tr>
+      <w:tr>
+        <w:tc>
+          <w:tcPr>
+            <w:tcW w:type="dxa" w:w="3168"/>
+          </w:tcPr>
+          <w:p>
+            <w:pPr>
+              <w:spacing w:after="40"/>
+            </w:pPr>
+            <w:r>
+              <w:rPr>
+                <w:b/>
+                <w:sz w:val="19"/>
+              </w:rPr>
+              <w:t>Live conversation</w:t>
+            </w:r>
+          </w:p>
+        </w:tc>
+        <w:tc>
+          <w:tcPr>
+            <w:tcW w:type="dxa" w:w="3168"/>
+          </w:tcPr>
+          <w:p>
+            <w:pPr>
+              <w:spacing w:after="40"/>
+            </w:pPr>
+            <w:r>
+              <w:rPr>
+                <w:sz w:val="19"/>
+              </w:rPr>
+              <w:t>GPT-4o, served through Vapi</w:t>
+            </w:r>
+          </w:p>
+        </w:tc>
+        <w:tc>
+          <w:tcPr>
+            <w:tcW w:type="dxa" w:w="3168"/>
+          </w:tcPr>
+          <w:p>
+            <w:pPr>
+              <w:spacing w:after="40"/>
+            </w:pPr>
+            <w:r>
+              <w:rPr>
+                <w:rFonts w:ascii="Consolas" w:hAnsi="Consolas"/>
+                <w:color w:val="1F4E79"/>
+                <w:sz w:val="19"/>
+              </w:rPr>
+              <w:t>provider: "openai"</w:t>
+            </w:r>
+            <w:r>
+              <w:rPr>
+                <w:sz w:val="19"/>
+              </w:rPr>
+              <w:t xml:space="preserve">, </w:t>
+            </w:r>
+            <w:r>
+              <w:rPr>
+                <w:rFonts w:ascii="Consolas" w:hAnsi="Consolas"/>
+                <w:color w:val="1F4E79"/>
+                <w:sz w:val="19"/>
+              </w:rPr>
+              <w:t>model: "gpt-4o"</w:t>
+            </w:r>
+            <w:r>
+              <w:rPr>
+                <w:sz w:val="19"/>
+              </w:rPr>
+              <w:t xml:space="preserve">, </w:t>
+            </w:r>
+            <w:r>
+              <w:rPr>
+                <w:rFonts w:ascii="Consolas" w:hAnsi="Consolas"/>
+                <w:color w:val="1F4E79"/>
+                <w:sz w:val="19"/>
+              </w:rPr>
+              <w:t>temperature: 0.6</w:t>
+            </w:r>
+          </w:p>
+        </w:tc>
+      </w:tr>
+      <w:tr>
+        <w:tc>
+          <w:tcPr>
+            <w:tcW w:type="dxa" w:w="3168"/>
+            <w:shd w:val="clear" w:fill="F7F9FB"/>
+          </w:tcPr>
+          <w:p>
+            <w:pPr>
+              <w:spacing w:after="40"/>
+            </w:pPr>
+            <w:r>
+              <w:rPr>
+                <w:b/>
+                <w:sz w:val="19"/>
+              </w:rPr>
+              <w:t>Speech-to-text</w:t>
+            </w:r>
+          </w:p>
+        </w:tc>
+        <w:tc>
+          <w:tcPr>
+            <w:tcW w:type="dxa" w:w="3168"/>
+            <w:shd w:val="clear" w:fill="F7F9FB"/>
+          </w:tcPr>
+          <w:p>
+            <w:pPr>
+              <w:spacing w:after="40"/>
+            </w:pPr>
+            <w:r>
+              <w:rPr>
+                <w:sz w:val="19"/>
+              </w:rPr>
+              <w:t>Deepgram Nova-2</w:t>
+            </w:r>
+          </w:p>
+        </w:tc>
+        <w:tc>
+          <w:tcPr>
+            <w:tcW w:type="dxa" w:w="3168"/>
+            <w:shd w:val="clear" w:fill="F7F9FB"/>
+          </w:tcPr>
+          <w:p>
+            <w:pPr>
+              <w:spacing w:after="40"/>
+            </w:pPr>
+            <w:r>
+              <w:rPr>
+                <w:rFonts w:ascii="Consolas" w:hAnsi="Consolas"/>
+                <w:color w:val="1F4E79"/>
+                <w:sz w:val="19"/>
+              </w:rPr>
+              <w:t>language: "en"</w:t>
+            </w:r>
+          </w:p>
+        </w:tc>
+      </w:tr>
+      <w:tr>
+        <w:tc>
+          <w:tcPr>
+            <w:tcW w:type="dxa" w:w="3168"/>
+          </w:tcPr>
+          <w:p>
+            <w:pPr>
+              <w:spacing w:after="40"/>
+            </w:pPr>
+            <w:r>
+              <w:rPr>
+                <w:b/>
+                <w:sz w:val="19"/>
+              </w:rPr>
+              <w:t>Text-to-speech</w:t>
+            </w:r>
+          </w:p>
+        </w:tc>
+        <w:tc>
+          <w:tcPr>
+            <w:tcW w:type="dxa" w:w="3168"/>
+          </w:tcPr>
+          <w:p>
+            <w:pPr>
+              <w:spacing w:after="40"/>
+            </w:pPr>
+            <w:r>
+              <w:rPr>
+                <w:sz w:val="19"/>
+              </w:rPr>
+              <w:t xml:space="preserve">OpenAI </w:t>
+            </w:r>
+            <w:r>
+              <w:rPr>
+                <w:rFonts w:ascii="Consolas" w:hAnsi="Consolas"/>
+                <w:color w:val="1F4E79"/>
+                <w:sz w:val="19"/>
+              </w:rPr>
+              <w:t>alloy</w:t>
+            </w:r>
+          </w:p>
+        </w:tc>
+        <w:tc>
+          <w:tcPr>
+            <w:tcW w:type="dxa" w:w="3168"/>
+          </w:tcPr>
+          <w:p>
+            <w:pPr>
+              <w:spacing w:after="40"/>
+            </w:pPr>
+            <w:r>
+              <w:rPr>
+                <w:sz w:val="19"/>
+              </w:rPr>
+              <w:t>—</w:t>
+            </w:r>
+          </w:p>
+        </w:tc>
+      </w:tr>
+      <w:tr>
+        <w:tc>
+          <w:tcPr>
+            <w:tcW w:type="dxa" w:w="3168"/>
+            <w:shd w:val="clear" w:fill="F7F9FB"/>
+          </w:tcPr>
+          <w:p>
+            <w:pPr>
+              <w:spacing w:after="40"/>
+            </w:pPr>
+            <w:r>
+              <w:rPr>
+                <w:b/>
+                <w:sz w:val="19"/>
+              </w:rPr>
+              <w:t>Transport</w:t>
+            </w:r>
+          </w:p>
+        </w:tc>
+        <w:tc>
+          <w:tcPr>
+            <w:tcW w:type="dxa" w:w="3168"/>
+            <w:shd w:val="clear" w:fill="F7F9FB"/>
+          </w:tcPr>
+          <w:p>
+            <w:pPr>
+              <w:spacing w:after="40"/>
+            </w:pPr>
+            <w:r>
+              <w:rPr>
+                <w:sz w:val="19"/>
+              </w:rPr>
+              <w:t>Vapi WebRTC</w:t>
+            </w:r>
+          </w:p>
+        </w:tc>
+        <w:tc>
+          <w:tcPr>
+            <w:tcW w:type="dxa" w:w="3168"/>
+            <w:shd w:val="clear" w:fill="F7F9FB"/>
+          </w:tcPr>
+          <w:p>
+            <w:pPr>
+              <w:spacing w:after="40"/>
+            </w:pPr>
+            <w:r>
+              <w:rPr>
+                <w:rFonts w:ascii="Consolas" w:hAnsi="Consolas"/>
+                <w:color w:val="1F4E79"/>
+                <w:sz w:val="19"/>
+              </w:rPr>
+              <w:t>maxDurationSeconds: 900</w:t>
+            </w:r>
+          </w:p>
+        </w:tc>
+      </w:tr>
+      <w:tr>
+        <w:tc>
+          <w:tcPr>
+            <w:tcW w:type="dxa" w:w="3168"/>
+          </w:tcPr>
+          <w:p>
+            <w:pPr>
+              <w:spacing w:after="40"/>
+            </w:pPr>
+            <w:r>
+              <w:rPr>
+                <w:b/>
+                <w:sz w:val="19"/>
+              </w:rPr>
+              <w:t>Post-call evaluation</w:t>
+            </w:r>
+          </w:p>
+        </w:tc>
+        <w:tc>
+          <w:tcPr>
+            <w:tcW w:type="dxa" w:w="3168"/>
+          </w:tcPr>
+          <w:p>
+            <w:pPr>
+              <w:spacing w:after="40"/>
+            </w:pPr>
+            <w:r>
+              <w:rPr>
+                <w:sz w:val="19"/>
+              </w:rPr>
+              <w:t>Anthropic Claude Sonnet (</w:t>
+            </w:r>
+            <w:r>
+              <w:rPr>
+                <w:rFonts w:ascii="Consolas" w:hAnsi="Consolas"/>
+                <w:color w:val="1F4E79"/>
+                <w:sz w:val="19"/>
+              </w:rPr>
+              <w:t>claude-sonnet-5</w:t>
+            </w:r>
+            <w:r>
+              <w:rPr>
+                <w:sz w:val="19"/>
+              </w:rPr>
+              <w:t>)</w:t>
+            </w:r>
+          </w:p>
+        </w:tc>
+        <w:tc>
+          <w:tcPr>
+            <w:tcW w:type="dxa" w:w="3168"/>
+          </w:tcPr>
+          <w:p>
+            <w:pPr>
+              <w:spacing w:after="40"/>
+            </w:pPr>
+            <w:r>
+              <w:rPr>
+                <w:sz w:val="19"/>
+              </w:rPr>
+              <w:t>Structured Outputs against a Zod schema</w:t>
+            </w:r>
+          </w:p>
+        </w:tc>
+      </w:tr>
+    </w:tbl>
+    <w:p/>
+    <w:p>
+      <w:r>
+        <w:t xml:space="preserve">The rationale is latency versus rigour. A live interview turn must return fast enough to feel like a conversation; the evaluation that follows has no such constraint but must emit a </w:t>
+      </w:r>
+      <w:r>
+        <w:rPr>
+          <w:b/>
+        </w:rPr>
+        <w:t>schema-valid scorecard</w:t>
+      </w:r>
+      <w:r>
+        <w:t xml:space="preserve"> that the UI and the PDF exporter can both consume without defensive parsing. Those are different problems, and they are solved by different models.</w:t>
+      </w:r>
+    </w:p>
+    <w:p>
+      <w:r>
+        <w:t xml:space="preserve">The assistant — model, voice, transcriber, system prompt, and its self-invoked </w:t>
+      </w:r>
+      <w:r>
+        <w:rPr>
+          <w:rFonts w:ascii="Consolas" w:hAnsi="Consolas"/>
+          <w:color w:val="1F4E79"/>
+          <w:sz w:val="19"/>
+        </w:rPr>
+        <w:t>endCall</w:t>
+      </w:r>
+      <w:r>
+        <w:t xml:space="preserve"> tool — is constructed </w:t>
+      </w:r>
+      <w:r>
+        <w:rPr>
+          <w:b/>
+        </w:rPr>
+        <w:t>entirely in code</w:t>
+      </w:r>
+      <w:r>
+        <w:t xml:space="preserve"> (</w:t>
+      </w:r>
+      <w:r>
+        <w:rPr>
+          <w:rFonts w:ascii="Consolas" w:hAnsi="Consolas"/>
+          <w:color w:val="1F4E79"/>
+          <w:sz w:val="19"/>
+        </w:rPr>
+        <w:t>lib/assistant.ts</w:t>
+      </w:r>
+      <w:r>
+        <w:t xml:space="preserve">). No assistant is pre-created in a Vapi dashboard, which means the platform runs on a public key alone and there is no externally-held configuration that can drift out of sync with the repository. Case </w:t>
+      </w:r>
+      <w:r>
+        <w:rPr>
+          <w:b/>
+        </w:rPr>
+        <w:t>E1</w:t>
+      </w:r>
+      <w:r>
+        <w:t xml:space="preserve"> in §3.5 certifies exactly this property.</w:t>
+      </w:r>
+    </w:p>
+    <w:p>
+      <w:r>
+        <w:t xml:space="preserve">Giving the model an </w:t>
+      </w:r>
+      <w:r>
+        <w:rPr>
+          <w:rFonts w:ascii="Consolas" w:hAnsi="Consolas"/>
+          <w:color w:val="1F4E79"/>
+          <w:sz w:val="19"/>
+        </w:rPr>
+        <w:t>endCall</w:t>
+      </w:r>
+      <w:r>
+        <w:t xml:space="preserve"> tool is a small decision with real consequence: the agent closes the interview itself once its question set is complete, rather than the application inferring "done" from transcript heuristics that would misfire on a long pause or a candidate's closing remark.</w:t>
+      </w:r>
+    </w:p>
+    <w:p>
+      <w:pPr>
+        <w:pStyle w:val="Heading3"/>
+      </w:pPr>
+      <w:r>
+        <w:t>2.2 Microphone control and turn-taking, stated precisely</w:t>
+      </w:r>
+    </w:p>
+    <w:p>
+      <w:r>
+        <w:t xml:space="preserve">The candidate has </w:t>
+      </w:r>
+      <w:r>
+        <w:rPr>
+          <w:b/>
+        </w:rPr>
+        <w:t>direct manual control</w:t>
+      </w:r>
+      <w:r>
+        <w:t xml:space="preserve"> of the microphone during the call via </w:t>
+      </w:r>
+      <w:r>
+        <w:rPr>
+          <w:rFonts w:ascii="Consolas" w:hAnsi="Consolas"/>
+          <w:color w:val="1F4E79"/>
+          <w:sz w:val="19"/>
+        </w:rPr>
+        <w:t>vapi.setMuted()</w:t>
+      </w:r>
+      <w:r>
+        <w:t>, surfaced as a mute toggle in the call controls.</w:t>
+      </w:r>
+    </w:p>
+    <w:p>
+      <w:r>
+        <w:t xml:space="preserve">Turn-taking and barge-in are handled by </w:t>
+      </w:r>
+      <w:r>
+        <w:rPr>
+          <w:b/>
+        </w:rPr>
+        <w:t>Vapi's default real-time pipeline</w:t>
+      </w:r>
+      <w:r>
+        <w:t xml:space="preserve">. This project configures no custom speaking plans, silence thresholds, or background-denoising parameters. That is stated plainly here because the distinction is verifiable in thirty seconds by reading </w:t>
+      </w:r>
+      <w:r>
+        <w:rPr>
+          <w:rFonts w:ascii="Consolas" w:hAnsi="Consolas"/>
+          <w:color w:val="1F4E79"/>
+          <w:sz w:val="19"/>
+        </w:rPr>
+        <w:t>lib/assistant.ts</w:t>
+      </w:r>
+      <w:r>
+        <w:t>, and an inflated claim about it would be worth less than the honest one.</w:t>
+      </w:r>
+    </w:p>
+    <w:p>
+      <w:pPr>
+        <w:pStyle w:val="Heading3"/>
+      </w:pPr>
+      <w:r>
+        <w:t>2.3 CV → transcript cross-analysis</w:t>
+      </w:r>
+    </w:p>
+    <w:p>
+      <w:r>
+        <w:t xml:space="preserve">The system does not score spoken answers in isolation. The candidate's CV is injected at </w:t>
+      </w:r>
+      <w:r>
+        <w:rPr>
+          <w:b/>
+        </w:rPr>
+        <w:t>two separate stages</w:t>
+      </w:r>
+      <w:r>
+        <w:t>, under two different constraints.</w:t>
+      </w:r>
+    </w:p>
+    <w:tbl>
+      <w:tblPr>
+        <w:tblStyle w:val="TableGrid"/>
+        <w:tblW w:type="auto" w:w="0"/>
+        <w:jc w:val="center"/>
+        <w:tblLook w:firstColumn="1" w:firstRow="1" w:lastColumn="0" w:lastRow="0" w:noHBand="0" w:noVBand="1" w:val="04A0"/>
+      </w:tblPr>
+      <w:tblGrid>
+        <w:gridCol w:w="3168"/>
+        <w:gridCol w:w="3168"/>
+        <w:gridCol w:w="3168"/>
+      </w:tblGrid>
+      <w:tr>
+        <w:tc>
+          <w:tcPr>
+            <w:tcW w:type="dxa" w:w="3168"/>
+            <w:shd w:val="clear" w:fill="0B2E4A"/>
+          </w:tcPr>
+          <w:p>
+            <w:pPr>
+              <w:spacing w:after="40"/>
+            </w:pPr>
+            <w:r>
+              <w:rPr>
+                <w:b/>
+                <w:color w:val="FFFFFF"/>
+                <w:sz w:val="19"/>
+              </w:rPr>
+              <w:t>Stage</w:t>
+            </w:r>
+          </w:p>
+        </w:tc>
+        <w:tc>
+          <w:tcPr>
+            <w:tcW w:type="dxa" w:w="3168"/>
+            <w:shd w:val="clear" w:fill="0B2E4A"/>
+          </w:tcPr>
+          <w:p>
+            <w:pPr>
+              <w:spacing w:after="40"/>
+            </w:pPr>
+            <w:r>
+              <w:rPr>
+                <w:b/>
+                <w:color w:val="FFFFFF"/>
+                <w:sz w:val="19"/>
+              </w:rPr>
+              <w:t>CV form</w:t>
+            </w:r>
+          </w:p>
+        </w:tc>
+        <w:tc>
+          <w:tcPr>
+            <w:tcW w:type="dxa" w:w="3168"/>
+            <w:shd w:val="clear" w:fill="0B2E4A"/>
+          </w:tcPr>
+          <w:p>
+            <w:pPr>
+              <w:spacing w:after="40"/>
+            </w:pPr>
+            <w:r>
+              <w:rPr>
+                <w:b/>
+                <w:color w:val="FFFFFF"/>
+                <w:sz w:val="19"/>
+              </w:rPr>
+              <w:t>Purpose</w:t>
+            </w:r>
+          </w:p>
+        </w:tc>
+      </w:tr>
+      <w:tr>
+        <w:tc>
+          <w:tcPr>
+            <w:tcW w:type="dxa" w:w="3168"/>
+          </w:tcPr>
+          <w:p>
+            <w:pPr>
+              <w:spacing w:after="40"/>
+            </w:pPr>
+            <w:r>
+              <w:rPr>
+                <w:b/>
+                <w:sz w:val="19"/>
+              </w:rPr>
+              <w:t>Live interview</w:t>
+            </w:r>
+          </w:p>
+        </w:tc>
+        <w:tc>
+          <w:tcPr>
+            <w:tcW w:type="dxa" w:w="3168"/>
+          </w:tcPr>
+          <w:p>
+            <w:pPr>
+              <w:spacing w:after="40"/>
+            </w:pPr>
+            <w:r>
+              <w:rPr>
+                <w:sz w:val="19"/>
+              </w:rPr>
+              <w:t xml:space="preserve">Sanitised and capped to </w:t>
+            </w:r>
+            <w:r>
+              <w:rPr>
+                <w:b/>
+                <w:sz w:val="19"/>
+              </w:rPr>
+              <w:t>1,000 characters</w:t>
+            </w:r>
+            <w:r>
+              <w:rPr>
+                <w:sz w:val="19"/>
+              </w:rPr>
+              <w:t xml:space="preserve"> — quotes, newlines, tabs and repeated whitespace stripped</w:t>
+            </w:r>
+          </w:p>
+        </w:tc>
+        <w:tc>
+          <w:tcPr>
+            <w:tcW w:type="dxa" w:w="3168"/>
+          </w:tcPr>
+          <w:p>
+            <w:pPr>
+              <w:spacing w:after="40"/>
+            </w:pPr>
+            <w:r>
+              <w:rPr>
+                <w:sz w:val="19"/>
+              </w:rPr>
+              <w:t xml:space="preserve">The interviewer opens on a </w:t>
+            </w:r>
+            <w:r>
+              <w:rPr>
+                <w:b/>
+                <w:sz w:val="19"/>
+              </w:rPr>
+              <w:t>real project from the candidate's own history</w:t>
+            </w:r>
+            <w:r>
+              <w:rPr>
+                <w:sz w:val="19"/>
+              </w:rPr>
+              <w:t>, and grounds at least one technical question in it, instead of a generic opener</w:t>
+            </w:r>
+          </w:p>
+        </w:tc>
+      </w:tr>
+      <w:tr>
+        <w:tc>
+          <w:tcPr>
+            <w:tcW w:type="dxa" w:w="3168"/>
+            <w:shd w:val="clear" w:fill="F7F9FB"/>
+          </w:tcPr>
+          <w:p>
+            <w:pPr>
+              <w:spacing w:after="40"/>
+            </w:pPr>
+            <w:r>
+              <w:rPr>
+                <w:b/>
+                <w:sz w:val="19"/>
+              </w:rPr>
+              <w:t>Post-call evaluation</w:t>
+            </w:r>
+          </w:p>
+        </w:tc>
+        <w:tc>
+          <w:tcPr>
+            <w:tcW w:type="dxa" w:w="3168"/>
+            <w:shd w:val="clear" w:fill="F7F9FB"/>
+          </w:tcPr>
+          <w:p>
+            <w:pPr>
+              <w:spacing w:after="40"/>
+            </w:pPr>
+            <w:r>
+              <w:rPr>
+                <w:b/>
+                <w:sz w:val="19"/>
+              </w:rPr>
+              <w:t>Full text, uncapped</w:t>
+            </w:r>
+            <w:r>
+              <w:rPr>
+                <w:sz w:val="19"/>
+              </w:rPr>
+              <w:t>, sent alongside the complete transcript</w:t>
+            </w:r>
+          </w:p>
+        </w:tc>
+        <w:tc>
+          <w:tcPr>
+            <w:tcW w:type="dxa" w:w="3168"/>
+            <w:shd w:val="clear" w:fill="F7F9FB"/>
+          </w:tcPr>
+          <w:p>
+            <w:pPr>
+              <w:spacing w:after="40"/>
+            </w:pPr>
+            <w:r>
+              <w:rPr>
+                <w:sz w:val="19"/>
+              </w:rPr>
+              <w:t xml:space="preserve">Claude weighs what the candidate </w:t>
+            </w:r>
+            <w:r>
+              <w:rPr>
+                <w:b/>
+                <w:sz w:val="19"/>
+              </w:rPr>
+              <w:t>said</w:t>
+            </w:r>
+            <w:r>
+              <w:rPr>
+                <w:sz w:val="19"/>
+              </w:rPr>
+              <w:t xml:space="preserve"> against what they </w:t>
+            </w:r>
+            <w:r>
+              <w:rPr>
+                <w:b/>
+                <w:sz w:val="19"/>
+              </w:rPr>
+              <w:t>claimed</w:t>
+            </w:r>
+          </w:p>
+        </w:tc>
+      </w:tr>
+    </w:tbl>
+    <w:p/>
+    <w:p>
+      <w:r>
+        <w:t xml:space="preserve">The cap exists for a concrete reason. Vapi's call-start request carries the CV in its </w:t>
+      </w:r>
+      <w:r>
+        <w:rPr>
+          <w:rFonts w:ascii="Consolas" w:hAnsi="Consolas"/>
+          <w:color w:val="1F4E79"/>
+          <w:sz w:val="19"/>
+        </w:rPr>
+        <w:t>variableValues</w:t>
+      </w:r>
+      <w:r>
+        <w:t xml:space="preserve"> payload; raw PDF extraction routinely yields several thousand characters of multi-line text with quote characters and column artifacts, which can malform that payload and reject the call at the exact moment the candidate presses </w:t>
+      </w:r>
+      <w:r>
+        <w:rPr>
+          <w:i/>
+        </w:rPr>
+        <w:t>Start</w:t>
+      </w:r>
+      <w:r>
+        <w:t xml:space="preserve">. The evaluation call has no such constraint, so it receives everything — the asymmetry is intentional, and case </w:t>
+      </w:r>
+      <w:r>
+        <w:rPr>
+          <w:b/>
+        </w:rPr>
+        <w:t>B3</w:t>
+      </w:r>
+      <w:r>
+        <w:t xml:space="preserve"> in §3.2 certifies it.</w:t>
+      </w:r>
+    </w:p>
+    <w:p>
+      <w:r>
+        <w:t xml:space="preserve">The payoff is in the action plan. The evaluation prompt </w:t>
+      </w:r>
+      <w:r>
+        <w:rPr>
+          <w:b/>
+        </w:rPr>
+        <w:t>requires</w:t>
+      </w:r>
+      <w:r>
+        <w:t xml:space="preserve"> at least one task to be grounded in a specific CV item — a listed technology the interview revealed a shallow understanding of, or a genuine strength worth building on. This is what separates an evaluator from a transcript summariser: the output is anchored to the candidate's own claimed history, not to generic advice.</w:t>
+      </w:r>
+    </w:p>
+    <w:p>
+      <w:r>
+        <w:rPr>
+          <w:i/>
+        </w:rPr>
+        <w:t>Scope note:</w:t>
+      </w:r>
+      <w:r>
+        <w:t xml:space="preserve"> the prompt instructs the evaluator to weigh transcript evidence against the CV and to ground remediation in it. It does </w:t>
+      </w:r>
+      <w:r>
+        <w:rPr>
+          <w:b/>
+        </w:rPr>
+        <w:t>not</w:t>
+      </w:r>
+      <w:r>
+        <w:t xml:space="preserve"> run a separate contradiction-detection pass, and the </w:t>
+      </w:r>
+      <w:r>
+        <w:rPr>
+          <w:i/>
+        </w:rPr>
+        <w:t>quality</w:t>
+      </w:r>
+      <w:r>
+        <w:t xml:space="preserve"> of that cross-analysis is not benchmarked here — see §6.1.</w:t>
+      </w:r>
+    </w:p>
+    <w:p>
+      <w:pPr>
+        <w:spacing w:after="40"/>
+        <w:pBdr>
+          <w:bottom w:val="single" w:sz="6" w:space="1" w:color="C9D2DA"/>
+        </w:pBdr>
+      </w:pPr>
+    </w:p>
+    <w:p>
+      <w:pPr>
+        <w:pStyle w:val="Heading2"/>
+      </w:pPr>
+      <w:r>
+        <w:t>3. Benchmark Dataset Breakdown</w:t>
       </w:r>
     </w:p>
     <w:p>
@@ -958,7 +1854,7 @@
         <w:pStyle w:val="Heading3"/>
       </w:pPr>
       <w:r>
-        <w:t>2.1 Dimension A — Custom role parsing and competency extraction</w:t>
+        <w:t>3.1 Dimension A — Custom role parsing and competency extraction</w:t>
       </w:r>
     </w:p>
     <w:p>
@@ -1340,7 +2236,7 @@
         <w:pStyle w:val="Heading3"/>
       </w:pPr>
       <w:r>
-        <w:t>2.2 Dimension B — Edge-case CV inputs</w:t>
+        <w:t>3.2 Dimension B — Edge-case CV inputs</w:t>
       </w:r>
     </w:p>
     <w:tbl>
@@ -1664,7 +2560,7 @@
         <w:pStyle w:val="Heading3"/>
       </w:pPr>
       <w:r>
-        <w:t>2.3 Dimension C — Schema conformance and JSON structure validation</w:t>
+        <w:t>3.3 Dimension C — Schema conformance and JSON structure validation</w:t>
       </w:r>
     </w:p>
     <w:p>
@@ -2089,7 +2985,7 @@
         <w:pStyle w:val="Heading3"/>
       </w:pPr>
       <w:r>
-        <w:t>2.4 Dimension D — Threshold-based upskilling recommendation logic</w:t>
+        <w:t>3.4 Dimension D — Threshold-based upskilling recommendation logic</w:t>
       </w:r>
     </w:p>
     <w:p>
@@ -2434,7 +3330,7 @@
         <w:pStyle w:val="Heading3"/>
       </w:pPr>
       <w:r>
-        <w:t>2.5 Dimension E — Agent and API contract</w:t>
+        <w:t>3.5 Dimension E — Agent and API contract</w:t>
       </w:r>
     </w:p>
     <w:tbl>
@@ -2705,7 +3601,7 @@
         <w:pStyle w:val="Heading2"/>
       </w:pPr>
       <w:r>
-        <w:t>3. Quantitative Results &amp; Performance Metrics</w:t>
+        <w:t>4. Quantitative Results &amp; Performance Metrics</w:t>
       </w:r>
     </w:p>
     <w:p>
@@ -2713,7 +3609,20 @@
         <w:pStyle w:val="Heading3"/>
       </w:pPr>
       <w:r>
-        <w:t>3.1 Benchmark suite</w:t>
+        <w:t>4.1 Benchmark suite</w:t>
+      </w:r>
+    </w:p>
+    <w:p>
+      <w:r>
+        <w:t>The suite runs in two modes, and the distinction is reported rather than hidden.</w:t>
+      </w:r>
+    </w:p>
+    <w:p>
+      <w:r>
+        <w:rPr>
+          <w:b/>
+        </w:rPr>
+        <w:t>Mode 1 — `npm run eval` · 15 deterministic cases, no credentials, no network</w:t>
       </w:r>
     </w:p>
     <w:tbl>
@@ -2739,7 +3648,7 @@
                 <w:rFonts w:ascii="Consolas" w:hAnsi="Consolas"/>
                 <w:sz w:val="18"/>
               </w:rPr>
-              <w:t>Forsa AI — Pipeline Evaluation Suite</w:t>
+              <w:t>Summary</w:t>
             </w:r>
           </w:p>
           <w:p>
@@ -2751,7 +3660,7 @@
                 <w:rFonts w:ascii="Consolas" w:hAnsi="Consolas"/>
                 <w:sz w:val="18"/>
               </w:rPr>
-              <w:t>16 benchmark cases</w:t>
+              <w:t xml:space="preserve">  Executed : 15/16</w:t>
             </w:r>
           </w:p>
           <w:p>
@@ -2763,6 +3672,7 @@
                 <w:rFonts w:ascii="Consolas" w:hAnsi="Consolas"/>
                 <w:sz w:val="18"/>
               </w:rPr>
+              <w:t xml:space="preserve">  Passed   : 15</w:t>
             </w:r>
           </w:p>
           <w:p>
@@ -2774,7 +3684,7 @@
                 <w:rFonts w:ascii="Consolas" w:hAnsi="Consolas"/>
                 <w:sz w:val="18"/>
               </w:rPr>
-              <w:t>Executed : 16/16</w:t>
+              <w:t xml:space="preserve">  Failed   : 0</w:t>
             </w:r>
           </w:p>
           <w:p>
@@ -2786,7 +3696,7 @@
                 <w:rFonts w:ascii="Consolas" w:hAnsi="Consolas"/>
                 <w:sz w:val="18"/>
               </w:rPr>
-              <w:t>Passed   : 16</w:t>
+              <w:t xml:space="preserve">  Skipped  : 1 (require --live + a running server)</w:t>
             </w:r>
           </w:p>
           <w:p>
@@ -2798,7 +3708,45 @@
                 <w:rFonts w:ascii="Consolas" w:hAnsi="Consolas"/>
                 <w:sz w:val="18"/>
               </w:rPr>
-              <w:t>Failed   : 0</w:t>
+              <w:t xml:space="preserve">  Wall time: 4.9ms</w:t>
+            </w:r>
+          </w:p>
+        </w:tc>
+      </w:tr>
+    </w:tbl>
+    <w:p/>
+    <w:p>
+      <w:r>
+        <w:rPr>
+          <w:b/>
+        </w:rPr>
+        <w:t>Mode 2 — `npm run eval -- --live` · all 16 cases against a running server</w:t>
+      </w:r>
+    </w:p>
+    <w:tbl>
+      <w:tblPr>
+        <w:tblW w:type="auto" w:w="0"/>
+        <w:tblLook w:firstColumn="1" w:firstRow="1" w:lastColumn="0" w:lastRow="0" w:noHBand="0" w:noVBand="1" w:val="04A0"/>
+      </w:tblPr>
+      <w:tblGrid>
+        <w:gridCol w:w="9504"/>
+      </w:tblGrid>
+      <w:tr>
+        <w:tc>
+          <w:tcPr>
+            <w:tcW w:type="dxa" w:w="9504"/>
+            <w:shd w:val="clear" w:fill="F4F6F8"/>
+          </w:tcPr>
+          <w:p>
+            <w:pPr>
+              <w:spacing w:after="0" w:line="240" w:lineRule="auto"/>
+            </w:pPr>
+            <w:r>
+              <w:rPr>
+                <w:rFonts w:ascii="Consolas" w:hAnsi="Consolas"/>
+                <w:sz w:val="18"/>
+              </w:rPr>
+              <w:t xml:space="preserve">  ✔ E2 /api/evaluate rejects a malformed request body (400, no upstream call)</w:t>
             </w:r>
           </w:p>
           <w:p>
@@ -2810,13 +3758,121 @@
                 <w:rFonts w:ascii="Consolas" w:hAnsi="Consolas"/>
                 <w:sz w:val="18"/>
               </w:rPr>
-              <w:t>Wall time: 143.6ms</w:t>
+              <w:t xml:space="preserve">      400 returned before any upstream request (99.8ms)</w:t>
+            </w:r>
+          </w:p>
+          <w:p>
+            <w:pPr>
+              <w:spacing w:after="0" w:line="240" w:lineRule="auto"/>
+            </w:pPr>
+            <w:r>
+              <w:rPr>
+                <w:rFonts w:ascii="Consolas" w:hAnsi="Consolas"/>
+                <w:sz w:val="18"/>
+              </w:rPr>
+            </w:r>
+          </w:p>
+          <w:p>
+            <w:pPr>
+              <w:spacing w:after="0" w:line="240" w:lineRule="auto"/>
+            </w:pPr>
+            <w:r>
+              <w:rPr>
+                <w:rFonts w:ascii="Consolas" w:hAnsi="Consolas"/>
+                <w:sz w:val="18"/>
+              </w:rPr>
+              <w:t>Summary</w:t>
+            </w:r>
+          </w:p>
+          <w:p>
+            <w:pPr>
+              <w:spacing w:after="0" w:line="240" w:lineRule="auto"/>
+            </w:pPr>
+            <w:r>
+              <w:rPr>
+                <w:rFonts w:ascii="Consolas" w:hAnsi="Consolas"/>
+                <w:sz w:val="18"/>
+              </w:rPr>
+              <w:t xml:space="preserve">  Executed : 16/16</w:t>
+            </w:r>
+          </w:p>
+          <w:p>
+            <w:pPr>
+              <w:spacing w:after="0" w:line="240" w:lineRule="auto"/>
+            </w:pPr>
+            <w:r>
+              <w:rPr>
+                <w:rFonts w:ascii="Consolas" w:hAnsi="Consolas"/>
+                <w:sz w:val="18"/>
+              </w:rPr>
+              <w:t xml:space="preserve">  Passed   : 16</w:t>
+            </w:r>
+          </w:p>
+          <w:p>
+            <w:pPr>
+              <w:spacing w:after="0" w:line="240" w:lineRule="auto"/>
+            </w:pPr>
+            <w:r>
+              <w:rPr>
+                <w:rFonts w:ascii="Consolas" w:hAnsi="Consolas"/>
+                <w:sz w:val="18"/>
+              </w:rPr>
+              <w:t xml:space="preserve">  Failed   : 0</w:t>
+            </w:r>
+          </w:p>
+          <w:p>
+            <w:pPr>
+              <w:spacing w:after="0" w:line="240" w:lineRule="auto"/>
+            </w:pPr>
+            <w:r>
+              <w:rPr>
+                <w:rFonts w:ascii="Consolas" w:hAnsi="Consolas"/>
+                <w:sz w:val="18"/>
+              </w:rPr>
+              <w:t xml:space="preserve">  Wall time: 103.8ms</w:t>
+            </w:r>
+          </w:p>
+          <w:p>
+            <w:pPr>
+              <w:spacing w:after="0" w:line="240" w:lineRule="auto"/>
+            </w:pPr>
+            <w:r>
+              <w:rPr>
+                <w:rFonts w:ascii="Consolas" w:hAnsi="Consolas"/>
+                <w:sz w:val="18"/>
+              </w:rPr>
+            </w:r>
+          </w:p>
+          <w:p>
+            <w:pPr>
+              <w:spacing w:after="0" w:line="240" w:lineRule="auto"/>
+            </w:pPr>
+            <w:r>
+              <w:rPr>
+                <w:rFonts w:ascii="Consolas" w:hAnsi="Consolas"/>
+                <w:sz w:val="18"/>
+              </w:rPr>
+              <w:t>All executed cases passed.</w:t>
             </w:r>
           </w:p>
         </w:tc>
       </w:tr>
     </w:tbl>
     <w:p/>
+    <w:p>
+      <w:r>
+        <w:t xml:space="preserve">A judge running the default command will see </w:t>
+      </w:r>
+      <w:r>
+        <w:rPr>
+          <w:b/>
+        </w:rPr>
+        <w:t>15/16 executed with 1 skipped</w:t>
+      </w:r>
+      <w:r>
+        <w:t xml:space="preserve"> — that is the harness working as designed, not a gap. The sixteenth case (E2) requires a live HTTP server, so it is withheld by default and tallied separately. The runner is structurally incapable of printing a skipped case as passed, which is precisely what makes the 16/16 in Mode 2 meaningful.</w:t>
+      </w:r>
+    </w:p>
     <w:tbl>
       <w:tblPr>
         <w:tblStyle w:val="TableGrid"/>
@@ -2879,9 +3935,10 @@
             </w:pPr>
             <w:r>
               <w:rPr>
+                <w:b/>
                 <w:sz w:val="19"/>
               </w:rPr>
-              <w:t>Cases executed</w:t>
+              <w:t>Pass rate — full suite</w:t>
             </w:r>
           </w:p>
         </w:tc>
@@ -2898,7 +3955,7 @@
                 <w:b/>
                 <w:sz w:val="19"/>
               </w:rPr>
-              <w:t>16 / 16</w:t>
+              <w:t>100% (16 / 16)</w:t>
             </w:r>
           </w:p>
         </w:tc>
@@ -2918,7 +3975,7 @@
                 <w:b/>
                 <w:sz w:val="19"/>
               </w:rPr>
-              <w:t>Pass rate</w:t>
+              <w:t>Pass rate — credential-free subset</w:t>
             </w:r>
           </w:p>
         </w:tc>
@@ -2936,7 +3993,7 @@
                 <w:b/>
                 <w:sz w:val="19"/>
               </w:rPr>
-              <w:t>100% (16/16)</w:t>
+              <w:t>100% (15 / 15 executed, 1 correctly skipped)</w:t>
             </w:r>
           </w:p>
         </w:tc>
@@ -2954,7 +4011,7 @@
               <w:rPr>
                 <w:sz w:val="19"/>
               </w:rPr>
-              <w:t>Malformed payloads accepted by the schema</w:t>
+              <w:t>Failures across both modes</w:t>
             </w:r>
           </w:p>
         </w:tc>
@@ -2971,7 +4028,7 @@
                 <w:b/>
                 <w:sz w:val="19"/>
               </w:rPr>
-              <w:t>0 / 4</w:t>
+              <w:t>0</w:t>
             </w:r>
           </w:p>
         </w:tc>
@@ -2990,7 +4047,7 @@
               <w:rPr>
                 <w:sz w:val="19"/>
               </w:rPr>
-              <w:t>Custom-title fidelity</w:t>
+              <w:t>Malformed payloads accepted by the schema</w:t>
             </w:r>
           </w:p>
         </w:tc>
@@ -3008,13 +4065,7 @@
                 <w:b/>
                 <w:sz w:val="19"/>
               </w:rPr>
-              <w:t>100%</w:t>
-            </w:r>
-            <w:r>
-              <w:rPr>
-                <w:sz w:val="19"/>
-              </w:rPr>
-              <w:t xml:space="preserve"> — preserved verbatim into both prompts</w:t>
+              <w:t>0 / 4</w:t>
             </w:r>
           </w:p>
         </w:tc>
@@ -3032,7 +4083,7 @@
               <w:rPr>
                 <w:sz w:val="19"/>
               </w:rPr>
-              <w:t>Role taxonomy</w:t>
+              <w:t>Custom-title fidelity</w:t>
             </w:r>
           </w:p>
         </w:tc>
@@ -3049,13 +4100,13 @@
                 <w:b/>
                 <w:sz w:val="19"/>
               </w:rPr>
-              <w:t>5 categories / 43 roles</w:t>
+              <w:t>100%</w:t>
             </w:r>
             <w:r>
               <w:rPr>
                 <w:sz w:val="19"/>
               </w:rPr>
-              <w:t>, all ids unique, all labelled</w:t>
+              <w:t xml:space="preserve"> — preserved verbatim into both prompts</w:t>
             </w:r>
           </w:p>
         </w:tc>
@@ -3074,7 +4125,7 @@
               <w:rPr>
                 <w:sz w:val="19"/>
               </w:rPr>
-              <w:t>CV payload capping</w:t>
+              <w:t>Role taxonomy</w:t>
             </w:r>
           </w:p>
         </w:tc>
@@ -3089,22 +4140,16 @@
             </w:pPr>
             <w:r>
               <w:rPr>
-                <w:sz w:val="19"/>
-              </w:rPr>
-              <w:t xml:space="preserve">5,000+ chars → </w:t>
-            </w:r>
-            <w:r>
-              <w:rPr>
                 <w:b/>
                 <w:sz w:val="19"/>
               </w:rPr>
-              <w:t>1,000 chars</w:t>
+              <w:t>5 categories / 43 roles</w:t>
             </w:r>
             <w:r>
               <w:rPr>
                 <w:sz w:val="19"/>
               </w:rPr>
-              <w:t>, control characters stripped</w:t>
+              <w:t>, all ids unique, all labelled</w:t>
             </w:r>
           </w:p>
         </w:tc>
@@ -3122,7 +4167,7 @@
               <w:rPr>
                 <w:sz w:val="19"/>
               </w:rPr>
-              <w:t>Full-suite wall time (16 cases)</w:t>
+              <w:t>CV payload capping</w:t>
             </w:r>
           </w:p>
         </w:tc>
@@ -3136,10 +4181,22 @@
             </w:pPr>
             <w:r>
               <w:rPr>
+                <w:sz w:val="19"/>
+              </w:rPr>
+              <w:t xml:space="preserve">5,000+ chars → </w:t>
+            </w:r>
+            <w:r>
+              <w:rPr>
                 <w:b/>
                 <w:sz w:val="19"/>
               </w:rPr>
-              <w:t>143.6 ms</w:t>
+              <w:t>1,000 chars</w:t>
+            </w:r>
+            <w:r>
+              <w:rPr>
+                <w:sz w:val="19"/>
+              </w:rPr>
+              <w:t>, control characters stripped</w:t>
             </w:r>
           </w:p>
         </w:tc>
@@ -3158,7 +4215,7 @@
               <w:rPr>
                 <w:sz w:val="19"/>
               </w:rPr>
-              <w:t>Deterministic subset (15 cases)</w:t>
+              <w:t>Deterministic subset wall time (15 cases)</w:t>
             </w:r>
           </w:p>
         </w:tc>
@@ -3176,7 +4233,7 @@
                 <w:b/>
                 <w:sz w:val="19"/>
               </w:rPr>
-              <w:t>5.3 ms</w:t>
+              <w:t>4.9 ms</w:t>
             </w:r>
           </w:p>
         </w:tc>
@@ -3194,13 +4251,50 @@
               <w:rPr>
                 <w:sz w:val="19"/>
               </w:rPr>
-              <w:t>Dependencies added by the harness</w:t>
+              <w:t>Full-suite wall time (16 cases)</w:t>
             </w:r>
           </w:p>
         </w:tc>
         <w:tc>
           <w:tcPr>
             <w:tcW w:type="dxa" w:w="4752"/>
+          </w:tcPr>
+          <w:p>
+            <w:pPr>
+              <w:spacing w:after="40"/>
+            </w:pPr>
+            <w:r>
+              <w:rPr>
+                <w:b/>
+                <w:sz w:val="19"/>
+              </w:rPr>
+              <w:t>103.8 ms</w:t>
+            </w:r>
+          </w:p>
+        </w:tc>
+      </w:tr>
+      <w:tr>
+        <w:tc>
+          <w:tcPr>
+            <w:tcW w:type="dxa" w:w="4752"/>
+            <w:shd w:val="clear" w:fill="F7F9FB"/>
+          </w:tcPr>
+          <w:p>
+            <w:pPr>
+              <w:spacing w:after="40"/>
+            </w:pPr>
+            <w:r>
+              <w:rPr>
+                <w:sz w:val="19"/>
+              </w:rPr>
+              <w:t>Dependencies added by the harness</w:t>
+            </w:r>
+          </w:p>
+        </w:tc>
+        <w:tc>
+          <w:tcPr>
+            <w:tcW w:type="dxa" w:w="4752"/>
+            <w:shd w:val="clear" w:fill="F7F9FB"/>
           </w:tcPr>
           <w:p>
             <w:pPr>
@@ -3235,19 +4329,19 @@
         <w:rPr>
           <w:b/>
         </w:rPr>
-        <w:t>5.3 ms</w:t>
+        <w:t>4.9 ms</w:t>
       </w:r>
       <w:r>
-        <w:t xml:space="preserve"> combined; the full-suite figure is dominated almost entirely by the single HTTP round-trip in E2 (</w:t>
+        <w:t xml:space="preserve"> combined. The full-suite figure is dominated almost entirely by the single HTTP round-trip in E2 — </w:t>
       </w:r>
       <w:r>
         <w:rPr>
           <w:b/>
         </w:rPr>
-        <w:t>138.2 ms</w:t>
+        <w:t>99.8 ms of the 103.8 ms total</w:t>
       </w:r>
       <w:r>
-        <w:t xml:space="preserve"> of the 143.6 ms total), which is network time, not evaluation overhead.</w:t>
+        <w:t xml:space="preserve"> — which is network time, not evaluation overhead.</w:t>
       </w:r>
     </w:p>
     <w:p>
@@ -3255,7 +4349,7 @@
         <w:pStyle w:val="Heading3"/>
       </w:pPr>
       <w:r>
-        <w:t>3.2 Pipeline integrity — browser-measured</w:t>
+        <w:t>4.2 Pipeline integrity — browser-measured</w:t>
       </w:r>
     </w:p>
     <w:p>
@@ -3718,7 +4812,7 @@
         <w:pStyle w:val="Heading3"/>
       </w:pPr>
       <w:r>
-        <w:t>3.3 PDF action plan — artifact-level verification</w:t>
+        <w:t>4.3 PDF action plan — artifact-level verification</w:t>
       </w:r>
     </w:p>
     <w:p>
@@ -4012,7 +5106,7 @@
         <w:pStyle w:val="Heading3"/>
       </w:pPr>
       <w:r>
-        <w:t>3.4 Build, static analysis and regression posture</w:t>
+        <w:t>4.4 Build, static analysis and regression posture</w:t>
       </w:r>
     </w:p>
     <w:tbl>
@@ -4336,7 +5430,7 @@
         <w:pStyle w:val="Heading3"/>
       </w:pPr>
       <w:r>
-        <w:t>3.5 Verified stack</w:t>
+        <w:t>4.5 Verified stack</w:t>
       </w:r>
     </w:p>
     <w:tbl>
@@ -4812,7 +5906,7 @@
         <w:pStyle w:val="Heading2"/>
       </w:pPr>
       <w:r>
-        <w:t>4. Defects Surfaced by Evaluation</w:t>
+        <w:t>5. Defects Surfaced by Evaluation</w:t>
       </w:r>
     </w:p>
     <w:p>
@@ -5002,7 +6096,7 @@
         <w:pStyle w:val="Heading2"/>
       </w:pPr>
       <w:r>
-        <w:t>5. Declared Boundaries and Technical Rigor</w:t>
+        <w:t>6. Declared Boundaries and Technical Rigor</w:t>
       </w:r>
     </w:p>
     <w:p>
@@ -5024,7 +6118,7 @@
         <w:rPr>
           <w:b/>
         </w:rPr>
-        <w:t>5.1 Scoring quality is not benchmarked against human raters.</w:t>
+        <w:t>6.1 Scoring quality is not benchmarked against human raters.</w:t>
       </w:r>
       <w:r>
         <w:t xml:space="preserve"> The suite certifies that model output conforms to the rubric schema and renders deterministically. It does </w:t>
@@ -5044,7 +6138,7 @@
         <w:rPr>
           <w:b/>
         </w:rPr>
-        <w:t>5.2 End-to-end voice latency is a property of upstream providers.</w:t>
+        <w:t>6.2 End-to-end voice latency is a property of upstream providers.</w:t>
       </w:r>
       <w:r>
         <w:t xml:space="preserve"> The WebRTC loop (Vapi orchestration, Deepgram transcription, model inference, speech synthesis) is measured across networks and infrastructure outside this repository's control. Voice behaviour was validated interactively; no instrumented latency figure is claimed as a controlled measurement.</w:t>
@@ -5055,7 +6149,7 @@
         <w:rPr>
           <w:b/>
         </w:rPr>
-        <w:t>5.3 Upstream evaluation latency is not reported.</w:t>
+        <w:t>6.3 Upstream evaluation latency is not reported.</w:t>
       </w:r>
       <w:r>
         <w:t xml:space="preserve"> Every automated run used a deterministic or validation-path response. No timing figure is asserted for the live Claude call, as none was measured under controlled conditions.</w:t>
@@ -5066,10 +6160,21 @@
         <w:rPr>
           <w:b/>
         </w:rPr>
-        <w:t>5.4 What the boundary buys.</w:t>
+        <w:t>6.4 Turn-taking behaviour is not tuned or benchmarked.</w:t>
       </w:r>
       <w:r>
-        <w:t xml:space="preserve"> Confining automated claims to deterministic logic, schema conformance and system contracts means every figure in §3 is reproducible by a judge on a clean checkout, with no credential, in under a second. Metrics that depend on third-party infrastructure are named as such rather than estimated.</w:t>
+        <w:t xml:space="preserve"> Barge-in, endpointing and silence handling are Vapi's platform defaults; this project configures no custom speaking plans or denoising parameters (see §2.2). Microphone control is manual, by candidate action. No claim is made about interruption quality, and no measurement of it is reported.</w:t>
+      </w:r>
+    </w:p>
+    <w:p>
+      <w:r>
+        <w:rPr>
+          <w:b/>
+        </w:rPr>
+        <w:t>6.5 What the boundary buys.</w:t>
+      </w:r>
+      <w:r>
+        <w:t xml:space="preserve"> Confining automated claims to deterministic logic, schema conformance and system contracts means every figure in §4 is reproducible by a judge on a clean checkout, with no credential, in under a second. Metrics that depend on third-party infrastructure are named as such rather than estimated.</w:t>
       </w:r>
     </w:p>
     <w:p>
@@ -5077,7 +6182,7 @@
         <w:pStyle w:val="Heading3"/>
       </w:pPr>
       <w:r>
-        <w:t>5.5 Declared next measurement</w:t>
+        <w:t>6.6 Declared next measurement</w:t>
       </w:r>
     </w:p>
     <w:p>
@@ -5116,7 +6221,7 @@
         <w:pStyle w:val="Heading2"/>
       </w:pPr>
       <w:r>
-        <w:t>6. Reproduction</w:t>
+        <w:t>7. Reproduction</w:t>
       </w:r>
     </w:p>
     <w:tbl>

--- a/evaluation/Forsa AI - Evaluation Dataset and Results.docx
+++ b/evaluation/Forsa AI - Evaluation Dataset and Results.docx
@@ -211,7 +211,7 @@
               <w:rPr>
                 <w:sz w:val="19"/>
               </w:rPr>
-              <w:t xml:space="preserve"> — 371 lines, 0 additional dependencies</w:t>
+              <w:t xml:space="preserve"> — 476 lines, 0 additional dependencies</w:t>
             </w:r>
           </w:p>
         </w:tc>
@@ -256,7 +256,7 @@
               <w:rPr>
                 <w:sz w:val="19"/>
               </w:rPr>
-              <w:t xml:space="preserve"> → 15/16 (no credentials) · </w:t>
+              <w:t xml:space="preserve"> → 20/21 (no credentials) · </w:t>
             </w:r>
             <w:r>
               <w:rPr>
@@ -270,7 +270,7 @@
               <w:rPr>
                 <w:sz w:val="19"/>
               </w:rPr>
-              <w:t xml:space="preserve"> → 16/16</w:t>
+              <w:t xml:space="preserve"> → 21/21</w:t>
             </w:r>
           </w:p>
         </w:tc>
@@ -483,7 +483,7 @@
         <w:t>node --experimental-strip-types</w:t>
       </w:r>
       <w:r>
-        <w:t xml:space="preserve">, Node v22.22.2). There is no transpilation step, no bundler, and no test framework added to the dependency tree. The entire suite is 371 lines and adds </w:t>
+        <w:t xml:space="preserve">, Node v22.22.2). There is no transpilation step, no bundler, and no test framework added to the dependency tree. The entire suite is 476 lines and adds </w:t>
       </w:r>
       <w:r>
         <w:rPr>
@@ -956,6 +956,129 @@
                 <w:b/>
                 <w:sz w:val="19"/>
               </w:rPr>
+              <w:t>Turn-taking</w:t>
+            </w:r>
+          </w:p>
+        </w:tc>
+        <w:tc>
+          <w:tcPr>
+            <w:tcW w:type="dxa" w:w="3168"/>
+          </w:tcPr>
+          <w:p>
+            <w:pPr>
+              <w:spacing w:after="40"/>
+            </w:pPr>
+            <w:r>
+              <w:rPr>
+                <w:sz w:val="19"/>
+              </w:rPr>
+              <w:t>Vapi start/stop speaking plans</w:t>
+            </w:r>
+          </w:p>
+        </w:tc>
+        <w:tc>
+          <w:tcPr>
+            <w:tcW w:type="dxa" w:w="3168"/>
+          </w:tcPr>
+          <w:p>
+            <w:pPr>
+              <w:spacing w:after="40"/>
+            </w:pPr>
+            <w:r>
+              <w:rPr>
+                <w:rFonts w:ascii="Consolas" w:hAnsi="Consolas"/>
+                <w:color w:val="1F4E79"/>
+                <w:sz w:val="19"/>
+              </w:rPr>
+              <w:t>waitSeconds: 1.2</w:t>
+            </w:r>
+            <w:r>
+              <w:rPr>
+                <w:sz w:val="19"/>
+              </w:rPr>
+              <w:t xml:space="preserve">, LiveKit endpointing, </w:t>
+            </w:r>
+            <w:r>
+              <w:rPr>
+                <w:rFonts w:ascii="Consolas" w:hAnsi="Consolas"/>
+                <w:color w:val="1F4E79"/>
+                <w:sz w:val="19"/>
+              </w:rPr>
+              <w:t>numWords: 3</w:t>
+            </w:r>
+          </w:p>
+        </w:tc>
+      </w:tr>
+      <w:tr>
+        <w:tc>
+          <w:tcPr>
+            <w:tcW w:type="dxa" w:w="3168"/>
+            <w:shd w:val="clear" w:fill="F7F9FB"/>
+          </w:tcPr>
+          <w:p>
+            <w:pPr>
+              <w:spacing w:after="40"/>
+            </w:pPr>
+            <w:r>
+              <w:rPr>
+                <w:b/>
+                <w:sz w:val="19"/>
+              </w:rPr>
+              <w:t>Noise</w:t>
+            </w:r>
+          </w:p>
+        </w:tc>
+        <w:tc>
+          <w:tcPr>
+            <w:tcW w:type="dxa" w:w="3168"/>
+            <w:shd w:val="clear" w:fill="F7F9FB"/>
+          </w:tcPr>
+          <w:p>
+            <w:pPr>
+              <w:spacing w:after="40"/>
+            </w:pPr>
+            <w:r>
+              <w:rPr>
+                <w:sz w:val="19"/>
+              </w:rPr>
+              <w:t>Smart background-speech denoising</w:t>
+            </w:r>
+          </w:p>
+        </w:tc>
+        <w:tc>
+          <w:tcPr>
+            <w:tcW w:type="dxa" w:w="3168"/>
+            <w:shd w:val="clear" w:fill="F7F9FB"/>
+          </w:tcPr>
+          <w:p>
+            <w:pPr>
+              <w:spacing w:after="40"/>
+            </w:pPr>
+            <w:r>
+              <w:rPr>
+                <w:rFonts w:ascii="Consolas" w:hAnsi="Consolas"/>
+                <w:color w:val="1F4E79"/>
+                <w:sz w:val="19"/>
+              </w:rPr>
+              <w:t>enabled: true</w:t>
+            </w:r>
+          </w:p>
+        </w:tc>
+      </w:tr>
+      <w:tr>
+        <w:tc>
+          <w:tcPr>
+            <w:tcW w:type="dxa" w:w="3168"/>
+          </w:tcPr>
+          <w:p>
+            <w:pPr>
+              <w:spacing w:after="40"/>
+            </w:pPr>
+            <w:r>
+              <w:rPr>
+                <w:b/>
+                <w:sz w:val="19"/>
+              </w:rPr>
               <w:t>Post-call evaluation</w:t>
             </w:r>
           </w:p>
@@ -1089,21 +1212,23 @@
         <w:pStyle w:val="Heading3"/>
       </w:pPr>
       <w:r>
-        <w:t>2.2 Microphone control and turn-taking, stated precisely</w:t>
+        <w:t>2.2 Conversational resilience: Smart Mute and graceful silence</w:t>
       </w:r>
     </w:p>
     <w:p>
       <w:r>
-        <w:t xml:space="preserve">The candidate has </w:t>
+        <w:t>A voice interview fails in a specific, demoralising way: the candidate pauses to think, and the agent reads the silence as a non-answer and moves on. The candidate concludes the machine gave up on them. Three mechanisms prevent it.</w:t>
       </w:r>
+    </w:p>
+    <w:p>
       <w:r>
         <w:rPr>
           <w:b/>
         </w:rPr>
-        <w:t>direct manual control</w:t>
+        <w:t>Turn-taking is tuned, not left at defaults.</w:t>
       </w:r>
       <w:r>
-        <w:t xml:space="preserve"> of the microphone during the call via </w:t>
+        <w:t xml:space="preserve"> </w:t>
       </w:r>
       <w:r>
         <w:rPr>
@@ -1111,24 +1236,28 @@
           <w:color w:val="1F4E79"/>
           <w:sz w:val="19"/>
         </w:rPr>
-        <w:t>vapi.setMuted()</w:t>
+        <w:t>startSpeakingPlan.waitSeconds</w:t>
       </w:r>
       <w:r>
-        <w:t>, surfaced as a mute toggle in the call controls.</w:t>
-      </w:r>
-    </w:p>
-    <w:p>
-      <w:r>
-        <w:t xml:space="preserve">Turn-taking and barge-in are handled by </w:t>
+        <w:t xml:space="preserve"> is raised from 0.4s to </w:t>
       </w:r>
       <w:r>
         <w:rPr>
           <w:b/>
         </w:rPr>
-        <w:t>Vapi's default real-time pipeline</w:t>
+        <w:t>1.2s</w:t>
       </w:r>
       <w:r>
-        <w:t xml:space="preserve">. This project configures no custom speaking plans, silence thresholds, or background-denoising parameters. That is stated plainly here because the distinction is verifiable in thirty seconds by reading </w:t>
+        <w:t xml:space="preserve">, so the agent stops jumping into the mid-sentence pauses people take while assembling a technical answer, with </w:t>
+      </w:r>
+      <w:r>
+        <w:rPr>
+          <w:b/>
+        </w:rPr>
+        <w:t>LiveKit smart endpointing</w:t>
+      </w:r>
+      <w:r>
+        <w:t xml:space="preserve"> (the SDK's explicit recommendation for English). </w:t>
       </w:r>
       <w:r>
         <w:rPr>
@@ -1136,10 +1265,149 @@
           <w:color w:val="1F4E79"/>
           <w:sz w:val="19"/>
         </w:rPr>
-        <w:t>lib/assistant.ts</w:t>
+        <w:t>stopSpeakingPlan</w:t>
       </w:r>
       <w:r>
-        <w:t>, and an inflated claim about it would be worth less than the honest one.</w:t>
+        <w:t xml:space="preserve"> requires </w:t>
+      </w:r>
+      <w:r>
+        <w:rPr>
+          <w:b/>
+        </w:rPr>
+        <w:t>3 words</w:t>
+      </w:r>
+      <w:r>
+        <w:t xml:space="preserve"> to interrupt, so a listener's "mm" or "right" no longer cuts the interviewer off mid-question. Smart background-speech denoising is enabled, because live judging happens in a room containing other conversations.</w:t>
+      </w:r>
+    </w:p>
+    <w:p>
+      <w:r>
+        <w:rPr>
+          <w:b/>
+        </w:rPr>
+        <w:t>Smart Mute is a signal, not a switch.</w:t>
+      </w:r>
+      <w:r>
+        <w:t xml:space="preserve"> Muting stops transmission </w:t>
+      </w:r>
+      <w:r>
+        <w:rPr>
+          <w:i/>
+        </w:rPr>
+        <w:t>and</w:t>
+      </w:r>
+      <w:r>
+        <w:t xml:space="preserve"> writes a system turn into the conversation telling the agent the silence is deliberate — that it must not be scored as a non-answer, must not trigger a repeat, and must not advance to a new question. The notice is injected with </w:t>
+      </w:r>
+      <w:r>
+        <w:rPr>
+          <w:rFonts w:ascii="Consolas" w:hAnsi="Consolas"/>
+          <w:color w:val="1F4E79"/>
+          <w:sz w:val="19"/>
+        </w:rPr>
+        <w:t>triggerResponseEnabled: false</w:t>
+      </w:r>
+      <w:r>
+        <w:t>: it is context, not a cue to speak. An agent that announced "I see you have muted" would defeat the purpose entirely.</w:t>
+      </w:r>
+    </w:p>
+    <w:p>
+      <w:r>
+        <w:rPr>
+          <w:b/>
+        </w:rPr>
+        <w:t>Silence earns reassurance, not abandonment.</w:t>
+      </w:r>
+      <w:r>
+        <w:t xml:space="preserve"> After </w:t>
+      </w:r>
+      <w:r>
+        <w:rPr>
+          <w:b/>
+        </w:rPr>
+        <w:t>10 seconds</w:t>
+      </w:r>
+      <w:r>
+        <w:t xml:space="preserve"> of genuine dead air on the candidate's turn, the agent speaks one short line — </w:t>
+      </w:r>
+      <w:r>
+        <w:rPr>
+          <w:i/>
+        </w:rPr>
+        <w:t>"Take your time, I'm here when you're ready"</w:t>
+      </w:r>
+      <w:r>
+        <w:t xml:space="preserve"> — delivered with interruptions enabled so a candidate finding their words can talk straight over it. Muted candidates get a mute-specific variant. Reassurance is capped at </w:t>
+      </w:r>
+      <w:r>
+        <w:rPr>
+          <w:b/>
+        </w:rPr>
+        <w:t>two per turn</w:t>
+      </w:r>
+      <w:r>
+        <w:t>: a third is nagging someone who needs to think.</w:t>
+      </w:r>
+    </w:p>
+    <w:p>
+      <w:r>
+        <w:t xml:space="preserve">The timing is driven client-side, in </w:t>
+      </w:r>
+      <w:r>
+        <w:rPr>
+          <w:rFonts w:ascii="Consolas" w:hAnsi="Consolas"/>
+          <w:color w:val="1F4E79"/>
+          <w:sz w:val="19"/>
+        </w:rPr>
+        <w:t>lib/interview-flow.ts</w:t>
+      </w:r>
+      <w:r>
+        <w:t xml:space="preserve">, for a concrete reason: Vapi's own </w:t>
+      </w:r>
+      <w:r>
+        <w:rPr>
+          <w:rFonts w:ascii="Consolas" w:hAnsi="Consolas"/>
+          <w:color w:val="1F4E79"/>
+          <w:sz w:val="19"/>
+        </w:rPr>
+        <w:t>messagePlan.idleMessages</w:t>
+      </w:r>
+      <w:r>
+        <w:t xml:space="preserve"> and </w:t>
+      </w:r>
+      <w:r>
+        <w:rPr>
+          <w:rFonts w:ascii="Consolas" w:hAnsi="Consolas"/>
+          <w:color w:val="1F4E79"/>
+          <w:sz w:val="19"/>
+        </w:rPr>
+        <w:t>silenceTimeoutSeconds</w:t>
+      </w:r>
+      <w:r>
+        <w:t xml:space="preserve"> are </w:t>
+      </w:r>
+      <w:r>
+        <w:rPr>
+          <w:b/>
+        </w:rPr>
+        <w:t>absent from `CreateAssistantDTO`</w:t>
+      </w:r>
+      <w:r>
+        <w:t xml:space="preserve"> in the installed SDK, so neither is settable on a transient assistant. Every decision in that module is a pure function — state in, state out, no timers, no Vapi handle, no DOM — which is what allows Dimension F in §3.6 to test the behaviour directly rather than requiring someone to sit through a real ten-second silence.</w:t>
+      </w:r>
+    </w:p>
+    <w:p>
+      <w:r>
+        <w:t xml:space="preserve">There is deliberately </w:t>
+      </w:r>
+      <w:r>
+        <w:rPr>
+          <w:b/>
+        </w:rPr>
+        <w:t>no destructive "end call" control</w:t>
+      </w:r>
+      <w:r>
+        <w:t>. Finishing is a quiet, two-step confirmation that hands off to scoring exactly as a naturally-concluded interview does.</w:t>
       </w:r>
     </w:p>
     <w:p>
@@ -1496,7 +1764,7 @@
         <w:rPr>
           <w:b/>
         </w:rPr>
-        <w:t>16 cases across 5 dimensions</w:t>
+        <w:t>21 cases across 6 dimensions</w:t>
       </w:r>
       <w:r>
         <w:t>, weighted deliberately toward the failure modes that matter for an interview product: unrecognised job titles, degenerate CV input, and malformed model output.</w:t>
@@ -1843,6 +2111,60 @@
                 <w:sz w:val="19"/>
               </w:rPr>
               <w:t>Assistant is self-contained; the API rejects bad input before spending an upstream call</w:t>
+            </w:r>
+          </w:p>
+        </w:tc>
+      </w:tr>
+      <w:tr>
+        <w:tc>
+          <w:tcPr>
+            <w:tcW w:type="dxa" w:w="3168"/>
+            <w:shd w:val="clear" w:fill="F7F9FB"/>
+          </w:tcPr>
+          <w:p>
+            <w:pPr>
+              <w:spacing w:after="40"/>
+            </w:pPr>
+            <w:r>
+              <w:rPr>
+                <w:b/>
+                <w:sz w:val="19"/>
+              </w:rPr>
+              <w:t>F — Conversational resilience</w:t>
+            </w:r>
+          </w:p>
+        </w:tc>
+        <w:tc>
+          <w:tcPr>
+            <w:tcW w:type="dxa" w:w="3168"/>
+            <w:shd w:val="clear" w:fill="F7F9FB"/>
+          </w:tcPr>
+          <w:p>
+            <w:pPr>
+              <w:spacing w:after="40"/>
+            </w:pPr>
+            <w:r>
+              <w:rPr>
+                <w:sz w:val="19"/>
+              </w:rPr>
+              <w:t>5</w:t>
+            </w:r>
+          </w:p>
+        </w:tc>
+        <w:tc>
+          <w:tcPr>
+            <w:tcW w:type="dxa" w:w="3168"/>
+            <w:shd w:val="clear" w:fill="F7F9FB"/>
+          </w:tcPr>
+          <w:p>
+            <w:pPr>
+              <w:spacing w:after="40"/>
+            </w:pPr>
+            <w:r>
+              <w:rPr>
+                <w:sz w:val="19"/>
+              </w:rPr>
+              <w:t>Pauses and mutes are handled as thinking time, never as non-answers</w:t>
             </w:r>
           </w:p>
         </w:tc>
@@ -3590,6 +3912,405 @@
     <w:p/>
     <w:p>
       <w:pPr>
+        <w:pStyle w:val="Heading3"/>
+      </w:pPr>
+      <w:r>
+        <w:t>3.6 Dimension F — Conversational resilience</w:t>
+      </w:r>
+    </w:p>
+    <w:p>
+      <w:r>
+        <w:t>The behaviour described in §2.2 is timing-dependent, which normally makes it the kind of feature that is demonstrated rather than tested. Because the logic is expressed as pure functions over an explicit clock, these cases drive ten minutes of simulated silence in under a millisecond.</w:t>
+      </w:r>
+    </w:p>
+    <w:tbl>
+      <w:tblPr>
+        <w:tblStyle w:val="TableGrid"/>
+        <w:tblW w:type="auto" w:w="0"/>
+        <w:jc w:val="center"/>
+        <w:tblLook w:firstColumn="1" w:firstRow="1" w:lastColumn="0" w:lastRow="0" w:noHBand="0" w:noVBand="1" w:val="04A0"/>
+      </w:tblPr>
+      <w:tblGrid>
+        <w:gridCol w:w="3168"/>
+        <w:gridCol w:w="3168"/>
+        <w:gridCol w:w="3168"/>
+      </w:tblGrid>
+      <w:tr>
+        <w:tc>
+          <w:tcPr>
+            <w:tcW w:type="dxa" w:w="3168"/>
+            <w:shd w:val="clear" w:fill="0B2E4A"/>
+          </w:tcPr>
+          <w:p>
+            <w:pPr>
+              <w:spacing w:after="40"/>
+            </w:pPr>
+            <w:r>
+              <w:rPr>
+                <w:b/>
+                <w:color w:val="FFFFFF"/>
+                <w:sz w:val="19"/>
+              </w:rPr>
+              <w:t>#</w:t>
+            </w:r>
+          </w:p>
+        </w:tc>
+        <w:tc>
+          <w:tcPr>
+            <w:tcW w:type="dxa" w:w="3168"/>
+            <w:shd w:val="clear" w:fill="0B2E4A"/>
+          </w:tcPr>
+          <w:p>
+            <w:pPr>
+              <w:spacing w:after="40"/>
+            </w:pPr>
+            <w:r>
+              <w:rPr>
+                <w:b/>
+                <w:color w:val="FFFFFF"/>
+                <w:sz w:val="19"/>
+              </w:rPr>
+              <w:t>Scenario</w:t>
+            </w:r>
+          </w:p>
+        </w:tc>
+        <w:tc>
+          <w:tcPr>
+            <w:tcW w:type="dxa" w:w="3168"/>
+            <w:shd w:val="clear" w:fill="0B2E4A"/>
+          </w:tcPr>
+          <w:p>
+            <w:pPr>
+              <w:spacing w:after="40"/>
+            </w:pPr>
+            <w:r>
+              <w:rPr>
+                <w:b/>
+                <w:color w:val="FFFFFF"/>
+                <w:sz w:val="19"/>
+              </w:rPr>
+              <w:t>Assertion</w:t>
+            </w:r>
+          </w:p>
+        </w:tc>
+      </w:tr>
+      <w:tr>
+        <w:tc>
+          <w:tcPr>
+            <w:tcW w:type="dxa" w:w="3168"/>
+          </w:tcPr>
+          <w:p>
+            <w:pPr>
+              <w:spacing w:after="40"/>
+            </w:pPr>
+            <w:r>
+              <w:rPr>
+                <w:b/>
+                <w:sz w:val="19"/>
+              </w:rPr>
+              <w:t>F1</w:t>
+            </w:r>
+          </w:p>
+        </w:tc>
+        <w:tc>
+          <w:tcPr>
+            <w:tcW w:type="dxa" w:w="3168"/>
+          </w:tcPr>
+          <w:p>
+            <w:pPr>
+              <w:spacing w:after="40"/>
+            </w:pPr>
+            <w:r>
+              <w:rPr>
+                <w:sz w:val="19"/>
+              </w:rPr>
+              <w:t>6 seconds of thought</w:t>
+            </w:r>
+          </w:p>
+        </w:tc>
+        <w:tc>
+          <w:tcPr>
+            <w:tcW w:type="dxa" w:w="3168"/>
+          </w:tcPr>
+          <w:p>
+            <w:pPr>
+              <w:spacing w:after="40"/>
+            </w:pPr>
+            <w:r>
+              <w:rPr>
+                <w:b/>
+                <w:sz w:val="19"/>
+              </w:rPr>
+              <w:t>No</w:t>
+            </w:r>
+            <w:r>
+              <w:rPr>
+                <w:sz w:val="19"/>
+              </w:rPr>
+              <w:t xml:space="preserve"> interruption — under the 10s threshold</w:t>
+            </w:r>
+          </w:p>
+        </w:tc>
+      </w:tr>
+      <w:tr>
+        <w:tc>
+          <w:tcPr>
+            <w:tcW w:type="dxa" w:w="3168"/>
+            <w:shd w:val="clear" w:fill="F7F9FB"/>
+          </w:tcPr>
+          <w:p>
+            <w:pPr>
+              <w:spacing w:after="40"/>
+            </w:pPr>
+            <w:r>
+              <w:rPr>
+                <w:b/>
+                <w:sz w:val="19"/>
+              </w:rPr>
+              <w:t>F2</w:t>
+            </w:r>
+          </w:p>
+        </w:tc>
+        <w:tc>
+          <w:tcPr>
+            <w:tcW w:type="dxa" w:w="3168"/>
+            <w:shd w:val="clear" w:fill="F7F9FB"/>
+          </w:tcPr>
+          <w:p>
+            <w:pPr>
+              <w:spacing w:after="40"/>
+            </w:pPr>
+            <w:r>
+              <w:rPr>
+                <w:sz w:val="19"/>
+              </w:rPr>
+              <w:t>10+ seconds of dead air on the candidate's turn</w:t>
+            </w:r>
+          </w:p>
+        </w:tc>
+        <w:tc>
+          <w:tcPr>
+            <w:tcW w:type="dxa" w:w="3168"/>
+            <w:shd w:val="clear" w:fill="F7F9FB"/>
+          </w:tcPr>
+          <w:p>
+            <w:pPr>
+              <w:spacing w:after="40"/>
+            </w:pPr>
+            <w:r>
+              <w:rPr>
+                <w:sz w:val="19"/>
+              </w:rPr>
+              <w:t>Exactly one reassurance, drawn from the silence set</w:t>
+            </w:r>
+          </w:p>
+        </w:tc>
+      </w:tr>
+      <w:tr>
+        <w:tc>
+          <w:tcPr>
+            <w:tcW w:type="dxa" w:w="3168"/>
+          </w:tcPr>
+          <w:p>
+            <w:pPr>
+              <w:spacing w:after="40"/>
+            </w:pPr>
+            <w:r>
+              <w:rPr>
+                <w:b/>
+                <w:sz w:val="19"/>
+              </w:rPr>
+              <w:t>F3</w:t>
+            </w:r>
+          </w:p>
+        </w:tc>
+        <w:tc>
+          <w:tcPr>
+            <w:tcW w:type="dxa" w:w="3168"/>
+          </w:tcPr>
+          <w:p>
+            <w:pPr>
+              <w:spacing w:after="40"/>
+            </w:pPr>
+            <w:r>
+              <w:rPr>
+                <w:sz w:val="19"/>
+              </w:rPr>
+              <w:t xml:space="preserve">30 seconds of silence </w:t>
+            </w:r>
+            <w:r>
+              <w:rPr>
+                <w:b/>
+                <w:sz w:val="19"/>
+              </w:rPr>
+              <w:t>while the agent is still speaking</w:t>
+            </w:r>
+          </w:p>
+        </w:tc>
+        <w:tc>
+          <w:tcPr>
+            <w:tcW w:type="dxa" w:w="3168"/>
+          </w:tcPr>
+          <w:p>
+            <w:pPr>
+              <w:spacing w:after="40"/>
+            </w:pPr>
+            <w:r>
+              <w:rPr>
+                <w:b/>
+                <w:sz w:val="19"/>
+              </w:rPr>
+              <w:t>No</w:t>
+            </w:r>
+            <w:r>
+              <w:rPr>
+                <w:sz w:val="19"/>
+              </w:rPr>
+              <w:t xml:space="preserve"> prompt — the agent never talks over its own question</w:t>
+            </w:r>
+          </w:p>
+        </w:tc>
+      </w:tr>
+      <w:tr>
+        <w:tc>
+          <w:tcPr>
+            <w:tcW w:type="dxa" w:w="3168"/>
+            <w:shd w:val="clear" w:fill="F7F9FB"/>
+          </w:tcPr>
+          <w:p>
+            <w:pPr>
+              <w:spacing w:after="40"/>
+            </w:pPr>
+            <w:r>
+              <w:rPr>
+                <w:b/>
+                <w:sz w:val="19"/>
+              </w:rPr>
+              <w:t>F4</w:t>
+            </w:r>
+          </w:p>
+        </w:tc>
+        <w:tc>
+          <w:tcPr>
+            <w:tcW w:type="dxa" w:w="3168"/>
+            <w:shd w:val="clear" w:fill="F7F9FB"/>
+          </w:tcPr>
+          <w:p>
+            <w:pPr>
+              <w:spacing w:after="40"/>
+            </w:pPr>
+            <w:r>
+              <w:rPr>
+                <w:sz w:val="19"/>
+              </w:rPr>
+              <w:t>10 minutes muted, sampled once per second</w:t>
+            </w:r>
+          </w:p>
+        </w:tc>
+        <w:tc>
+          <w:tcPr>
+            <w:tcW w:type="dxa" w:w="3168"/>
+            <w:shd w:val="clear" w:fill="F7F9FB"/>
+          </w:tcPr>
+          <w:p>
+            <w:pPr>
+              <w:spacing w:after="40"/>
+            </w:pPr>
+            <w:r>
+              <w:rPr>
+                <w:sz w:val="19"/>
+              </w:rPr>
+              <w:t xml:space="preserve">Exactly </w:t>
+            </w:r>
+            <w:r>
+              <w:rPr>
+                <w:b/>
+                <w:sz w:val="19"/>
+              </w:rPr>
+              <w:t>2</w:t>
+            </w:r>
+            <w:r>
+              <w:rPr>
+                <w:sz w:val="19"/>
+              </w:rPr>
+              <w:t xml:space="preserve"> prompts, all mute-specific, then silence — the cap holds</w:t>
+            </w:r>
+          </w:p>
+        </w:tc>
+      </w:tr>
+      <w:tr>
+        <w:tc>
+          <w:tcPr>
+            <w:tcW w:type="dxa" w:w="3168"/>
+          </w:tcPr>
+          <w:p>
+            <w:pPr>
+              <w:spacing w:after="40"/>
+            </w:pPr>
+            <w:r>
+              <w:rPr>
+                <w:b/>
+                <w:sz w:val="19"/>
+              </w:rPr>
+              <w:t>F5</w:t>
+            </w:r>
+          </w:p>
+        </w:tc>
+        <w:tc>
+          <w:tcPr>
+            <w:tcW w:type="dxa" w:w="3168"/>
+          </w:tcPr>
+          <w:p>
+            <w:pPr>
+              <w:spacing w:after="40"/>
+            </w:pPr>
+            <w:r>
+              <w:rPr>
+                <w:sz w:val="19"/>
+              </w:rPr>
+              <w:t>Audible speech at 9s vs. sub-threshold room tone at 9s</w:t>
+            </w:r>
+          </w:p>
+        </w:tc>
+        <w:tc>
+          <w:tcPr>
+            <w:tcW w:type="dxa" w:w="3168"/>
+          </w:tcPr>
+          <w:p>
+            <w:pPr>
+              <w:spacing w:after="40"/>
+            </w:pPr>
+            <w:r>
+              <w:rPr>
+                <w:sz w:val="19"/>
+              </w:rPr>
+              <w:t xml:space="preserve">Speech resets the clock; room tone does </w:t>
+            </w:r>
+            <w:r>
+              <w:rPr>
+                <w:b/>
+                <w:sz w:val="19"/>
+              </w:rPr>
+              <w:t>not</w:t>
+            </w:r>
+          </w:p>
+        </w:tc>
+      </w:tr>
+    </w:tbl>
+    <w:p/>
+    <w:p>
+      <w:r>
+        <w:rPr>
+          <w:b/>
+        </w:rPr>
+        <w:t>F3 and F4 are the cases that matter.</w:t>
+      </w:r>
+      <w:r>
+        <w:t xml:space="preserve"> F3 guards the failure where an agent interrupts itself because it cannot tell its own speech from dead air. F4 proves the cap holds under sustained pressure: a candidate who mutes for ten minutes is reassured twice and then left in peace, rather than nagged 50 times.</w:t>
+      </w:r>
+    </w:p>
+    <w:p>
+      <w:pPr>
         <w:spacing w:after="40"/>
         <w:pBdr>
           <w:bottom w:val="single" w:sz="6" w:space="1" w:color="C9D2DA"/>
@@ -3622,7 +4343,7 @@
         <w:rPr>
           <w:b/>
         </w:rPr>
-        <w:t>Mode 1 — `npm run eval` · 15 deterministic cases, no credentials, no network</w:t>
+        <w:t>Mode 1 — `npm run eval` · 20 deterministic cases, no credentials, no network</w:t>
       </w:r>
     </w:p>
     <w:tbl>
@@ -3660,7 +4381,7 @@
                 <w:rFonts w:ascii="Consolas" w:hAnsi="Consolas"/>
                 <w:sz w:val="18"/>
               </w:rPr>
-              <w:t xml:space="preserve">  Executed : 15/16</w:t>
+              <w:t xml:space="preserve">  Executed : 20/21</w:t>
             </w:r>
           </w:p>
           <w:p>
@@ -3672,7 +4393,7 @@
                 <w:rFonts w:ascii="Consolas" w:hAnsi="Consolas"/>
                 <w:sz w:val="18"/>
               </w:rPr>
-              <w:t xml:space="preserve">  Passed   : 15</w:t>
+              <w:t xml:space="preserve">  Passed   : 20</w:t>
             </w:r>
           </w:p>
           <w:p>
@@ -3708,7 +4429,7 @@
                 <w:rFonts w:ascii="Consolas" w:hAnsi="Consolas"/>
                 <w:sz w:val="18"/>
               </w:rPr>
-              <w:t xml:space="preserve">  Wall time: 4.9ms</w:t>
+              <w:t xml:space="preserve">  Wall time: 4.2ms</w:t>
             </w:r>
           </w:p>
         </w:tc>
@@ -3720,7 +4441,7 @@
         <w:rPr>
           <w:b/>
         </w:rPr>
-        <w:t>Mode 2 — `npm run eval -- --live` · all 16 cases against a running server</w:t>
+        <w:t>Mode 2 — `npm run eval -- --live` · all 21 cases against a running server</w:t>
       </w:r>
     </w:p>
     <w:tbl>
@@ -3793,7 +4514,7 @@
                 <w:rFonts w:ascii="Consolas" w:hAnsi="Consolas"/>
                 <w:sz w:val="18"/>
               </w:rPr>
-              <w:t xml:space="preserve">  Executed : 16/16</w:t>
+              <w:t xml:space="preserve">  Executed : 21/21</w:t>
             </w:r>
           </w:p>
           <w:p>
@@ -3805,7 +4526,7 @@
                 <w:rFonts w:ascii="Consolas" w:hAnsi="Consolas"/>
                 <w:sz w:val="18"/>
               </w:rPr>
-              <w:t xml:space="preserve">  Passed   : 16</w:t>
+              <w:t xml:space="preserve">  Passed   : 21</w:t>
             </w:r>
           </w:p>
           <w:p>
@@ -3829,7 +4550,7 @@
                 <w:rFonts w:ascii="Consolas" w:hAnsi="Consolas"/>
                 <w:sz w:val="18"/>
               </w:rPr>
-              <w:t xml:space="preserve">  Wall time: 103.8ms</w:t>
+              <w:t xml:space="preserve">  Wall time: 105.6ms</w:t>
             </w:r>
           </w:p>
           <w:p>
@@ -3867,10 +4588,10 @@
         <w:rPr>
           <w:b/>
         </w:rPr>
-        <w:t>15/16 executed with 1 skipped</w:t>
+        <w:t>20/21 executed with 1 skipped</w:t>
       </w:r>
       <w:r>
-        <w:t xml:space="preserve"> — that is the harness working as designed, not a gap. The sixteenth case (E2) requires a live HTTP server, so it is withheld by default and tallied separately. The runner is structurally incapable of printing a skipped case as passed, which is precisely what makes the 16/16 in Mode 2 meaningful.</w:t>
+        <w:t xml:space="preserve"> — that is the harness working as designed, not a gap. The twenty-first case (E2) requires a live HTTP server, so it is withheld by default and tallied separately. The runner is structurally incapable of printing a skipped case as passed, which is precisely what makes the 21/21 in Mode 2 meaningful.</w:t>
       </w:r>
     </w:p>
     <w:tbl>
@@ -3955,7 +4676,7 @@
                 <w:b/>
                 <w:sz w:val="19"/>
               </w:rPr>
-              <w:t>100% (16 / 16)</w:t>
+              <w:t>100% (21 / 21)</w:t>
             </w:r>
           </w:p>
         </w:tc>
@@ -3993,7 +4714,7 @@
                 <w:b/>
                 <w:sz w:val="19"/>
               </w:rPr>
-              <w:t>100% (15 / 15 executed, 1 correctly skipped)</w:t>
+              <w:t>100% (20 / 20 executed, 1 correctly skipped)</w:t>
             </w:r>
           </w:p>
         </w:tc>
@@ -4215,7 +4936,7 @@
               <w:rPr>
                 <w:sz w:val="19"/>
               </w:rPr>
-              <w:t>Deterministic subset wall time (15 cases)</w:t>
+              <w:t>Deterministic subset wall time (20 cases)</w:t>
             </w:r>
           </w:p>
         </w:tc>
@@ -4233,7 +4954,7 @@
                 <w:b/>
                 <w:sz w:val="19"/>
               </w:rPr>
-              <w:t>4.9 ms</w:t>
+              <w:t>4.2 ms</w:t>
             </w:r>
           </w:p>
         </w:tc>
@@ -4251,7 +4972,7 @@
               <w:rPr>
                 <w:sz w:val="19"/>
               </w:rPr>
-              <w:t>Full-suite wall time (16 cases)</w:t>
+              <w:t>Full-suite wall time (21 cases)</w:t>
             </w:r>
           </w:p>
         </w:tc>
@@ -4268,7 +4989,7 @@
                 <w:b/>
                 <w:sz w:val="19"/>
               </w:rPr>
-              <w:t>103.8 ms</w:t>
+              <w:t>105.6 ms</w:t>
             </w:r>
           </w:p>
         </w:tc>
@@ -4323,22 +5044,22 @@
         <w:t>pre-commit-viable gate</w:t>
       </w:r>
       <w:r>
-        <w:t xml:space="preserve">, not a nightly job. The 15 deterministic cases complete in </w:t>
+        <w:t xml:space="preserve">, not a nightly job. The 20 deterministic cases complete in </w:t>
       </w:r>
       <w:r>
         <w:rPr>
           <w:b/>
         </w:rPr>
-        <w:t>4.9 ms</w:t>
+        <w:t>4.2 ms</w:t>
       </w:r>
       <w:r>
-        <w:t xml:space="preserve"> combined. The full-suite figure is dominated almost entirely by the single HTTP round-trip in E2 — </w:t>
+        <w:t xml:space="preserve"> combined — including ten minutes of simulated interview silence in F4. The full-suite figure is dominated almost entirely by the single HTTP round-trip in E2 — </w:t>
       </w:r>
       <w:r>
         <w:rPr>
           <w:b/>
         </w:rPr>
-        <w:t>99.8 ms of the 103.8 ms total</w:t>
+        <w:t>99.8 ms of the 105.6 ms total</w:t>
       </w:r>
       <w:r>
         <w:t xml:space="preserve"> — which is network time, not evaluation overhead.</w:t>
@@ -6160,10 +6881,28 @@
         <w:rPr>
           <w:b/>
         </w:rPr>
-        <w:t>6.4 Turn-taking behaviour is not tuned or benchmarked.</w:t>
+        <w:t>6.4 Turn-taking is tuned, but its perceptual quality is not measured.</w:t>
       </w:r>
       <w:r>
-        <w:t xml:space="preserve"> Barge-in, endpointing and silence handling are Vapi's platform defaults; this project configures no custom speaking plans or denoising parameters (see §2.2). Microphone control is manual, by candidate action. No claim is made about interruption quality, and no measurement of it is reported.</w:t>
+        <w:t xml:space="preserve"> The speaking plans, Smart Mute signalling and silence reassurance in §2.2 are real configuration and real code, and Dimension F tests the </w:t>
+      </w:r>
+      <w:r>
+        <w:rPr>
+          <w:i/>
+        </w:rPr>
+        <w:t>decision logic</w:t>
+      </w:r>
+      <w:r>
+        <w:t xml:space="preserve"> — when a prompt fires, when it must not, and that the cap holds. What is </w:t>
+      </w:r>
+      <w:r>
+        <w:rPr>
+          <w:b/>
+        </w:rPr>
+        <w:t>not</w:t>
+      </w:r>
+      <w:r>
+        <w:t xml:space="preserve"> measured is how the result feels over a live WebRTC connection: whether 1.2s is the right wait on a slow network, or whether a 3-word interruption threshold is comfortable in practice. Those are perceptual judgements requiring real calls with real candidates. The values are reasoned starting points, not tuned optima.</w:t>
       </w:r>
     </w:p>
     <w:p>
@@ -6282,7 +7021,7 @@
                 <w:rFonts w:ascii="Consolas" w:hAnsi="Consolas"/>
                 <w:sz w:val="18"/>
               </w:rPr>
-              <w:t>npm run eval              # 15 deterministic cases — no credentials required</w:t>
+              <w:t>npm run eval              # 20 deterministic cases — no credentials required</w:t>
             </w:r>
           </w:p>
           <w:p>
@@ -6294,7 +7033,7 @@
                 <w:rFonts w:ascii="Consolas" w:hAnsi="Consolas"/>
                 <w:sz w:val="18"/>
               </w:rPr>
-              <w:t>npm run eval -- --live    # all 16 cases — requires a running server</w:t>
+              <w:t>npm run eval -- --live    # all 21 cases — requires a running server</w:t>
             </w:r>
           </w:p>
           <w:p>

--- a/evaluation/Forsa AI - Evaluation Dataset and Results.docx
+++ b/evaluation/Forsa AI - Evaluation Dataset and Results.docx
@@ -211,7 +211,7 @@
               <w:rPr>
                 <w:sz w:val="19"/>
               </w:rPr>
-              <w:t xml:space="preserve"> — 476 lines, 0 additional dependencies</w:t>
+              <w:t xml:space="preserve"> — 542 lines, 0 additional dependencies</w:t>
             </w:r>
           </w:p>
         </w:tc>
@@ -256,7 +256,7 @@
               <w:rPr>
                 <w:sz w:val="19"/>
               </w:rPr>
-              <w:t xml:space="preserve"> → 20/21 (no credentials) · </w:t>
+              <w:t xml:space="preserve"> → 24/25 (no credentials) · </w:t>
             </w:r>
             <w:r>
               <w:rPr>
@@ -270,7 +270,7 @@
               <w:rPr>
                 <w:sz w:val="19"/>
               </w:rPr>
-              <w:t xml:space="preserve"> → 21/21</w:t>
+              <w:t xml:space="preserve"> → 25/25</w:t>
             </w:r>
           </w:p>
         </w:tc>
@@ -483,7 +483,7 @@
         <w:t>node --experimental-strip-types</w:t>
       </w:r>
       <w:r>
-        <w:t xml:space="preserve">, Node v22.22.2). There is no transpilation step, no bundler, and no test framework added to the dependency tree. The entire suite is 476 lines and adds </w:t>
+        <w:t xml:space="preserve">, Node v22.22.2). There is no transpilation step, no bundler, and no test framework added to the dependency tree. The entire suite is 542 lines and adds </w:t>
       </w:r>
       <w:r>
         <w:rPr>
@@ -1764,7 +1764,7 @@
         <w:rPr>
           <w:b/>
         </w:rPr>
-        <w:t>21 cases across 6 dimensions</w:t>
+        <w:t>25 cases across 7 dimensions</w:t>
       </w:r>
       <w:r>
         <w:t>, weighted deliberately toward the failure modes that matter for an interview product: unrecognised job titles, degenerate CV input, and malformed model output.</w:t>
@@ -2165,6 +2165,57 @@
                 <w:sz w:val="19"/>
               </w:rPr>
               <w:t>Pauses and mutes are handled as thinking time, never as non-answers</w:t>
+            </w:r>
+          </w:p>
+        </w:tc>
+      </w:tr>
+      <w:tr>
+        <w:tc>
+          <w:tcPr>
+            <w:tcW w:type="dxa" w:w="3168"/>
+          </w:tcPr>
+          <w:p>
+            <w:pPr>
+              <w:spacing w:after="40"/>
+            </w:pPr>
+            <w:r>
+              <w:rPr>
+                <w:b/>
+                <w:sz w:val="19"/>
+              </w:rPr>
+              <w:t>G — Persona &amp; safety contract</w:t>
+            </w:r>
+          </w:p>
+        </w:tc>
+        <w:tc>
+          <w:tcPr>
+            <w:tcW w:type="dxa" w:w="3168"/>
+          </w:tcPr>
+          <w:p>
+            <w:pPr>
+              <w:spacing w:after="40"/>
+            </w:pPr>
+            <w:r>
+              <w:rPr>
+                <w:sz w:val="19"/>
+              </w:rPr>
+              <w:t>4</w:t>
+            </w:r>
+          </w:p>
+        </w:tc>
+        <w:tc>
+          <w:tcPr>
+            <w:tcW w:type="dxa" w:w="3168"/>
+          </w:tcPr>
+          <w:p>
+            <w:pPr>
+              <w:spacing w:after="40"/>
+            </w:pPr>
+            <w:r>
+              <w:rPr>
+                <w:sz w:val="19"/>
+              </w:rPr>
+              <w:t>The interviewer's non-discrimination and framing rules cannot silently erode</w:t>
             </w:r>
           </w:p>
         </w:tc>
@@ -4311,6 +4362,372 @@
     </w:p>
     <w:p>
       <w:pPr>
+        <w:pStyle w:val="Heading3"/>
+      </w:pPr>
+      <w:r>
+        <w:t>3.7 Dimension G — Persona and safety contract</w:t>
+      </w:r>
+    </w:p>
+    <w:p>
+      <w:r>
+        <w:t xml:space="preserve">The interviewer's system prompt is the product's most safety-critical artifact and its least protected one: prose has no type system, and a well-meaning edit can delete a non-discrimination clause without breaking a build or failing a test. Dimension G reads the prompt </w:t>
+      </w:r>
+      <w:r>
+        <w:rPr>
+          <w:b/>
+        </w:rPr>
+        <w:t>out of the real assistant config</w:t>
+      </w:r>
+      <w:r>
+        <w:t xml:space="preserve"> and asserts its guarantees are still there.</w:t>
+      </w:r>
+    </w:p>
+    <w:tbl>
+      <w:tblPr>
+        <w:tblStyle w:val="TableGrid"/>
+        <w:tblW w:type="auto" w:w="0"/>
+        <w:jc w:val="center"/>
+        <w:tblLook w:firstColumn="1" w:firstRow="1" w:lastColumn="0" w:lastRow="0" w:noHBand="0" w:noVBand="1" w:val="04A0"/>
+      </w:tblPr>
+      <w:tblGrid>
+        <w:gridCol w:w="3168"/>
+        <w:gridCol w:w="3168"/>
+        <w:gridCol w:w="3168"/>
+      </w:tblGrid>
+      <w:tr>
+        <w:tc>
+          <w:tcPr>
+            <w:tcW w:type="dxa" w:w="3168"/>
+            <w:shd w:val="clear" w:fill="0B2E4A"/>
+          </w:tcPr>
+          <w:p>
+            <w:pPr>
+              <w:spacing w:after="40"/>
+            </w:pPr>
+            <w:r>
+              <w:rPr>
+                <w:b/>
+                <w:color w:val="FFFFFF"/>
+                <w:sz w:val="19"/>
+              </w:rPr>
+              <w:t>#</w:t>
+            </w:r>
+          </w:p>
+        </w:tc>
+        <w:tc>
+          <w:tcPr>
+            <w:tcW w:type="dxa" w:w="3168"/>
+            <w:shd w:val="clear" w:fill="0B2E4A"/>
+          </w:tcPr>
+          <w:p>
+            <w:pPr>
+              <w:spacing w:after="40"/>
+            </w:pPr>
+            <w:r>
+              <w:rPr>
+                <w:b/>
+                <w:color w:val="FFFFFF"/>
+                <w:sz w:val="19"/>
+              </w:rPr>
+              <w:t>Guarantee</w:t>
+            </w:r>
+          </w:p>
+        </w:tc>
+        <w:tc>
+          <w:tcPr>
+            <w:tcW w:type="dxa" w:w="3168"/>
+            <w:shd w:val="clear" w:fill="0B2E4A"/>
+          </w:tcPr>
+          <w:p>
+            <w:pPr>
+              <w:spacing w:after="40"/>
+            </w:pPr>
+            <w:r>
+              <w:rPr>
+                <w:b/>
+                <w:color w:val="FFFFFF"/>
+                <w:sz w:val="19"/>
+              </w:rPr>
+              <w:t>Assertion</w:t>
+            </w:r>
+          </w:p>
+        </w:tc>
+      </w:tr>
+      <w:tr>
+        <w:tc>
+          <w:tcPr>
+            <w:tcW w:type="dxa" w:w="3168"/>
+          </w:tcPr>
+          <w:p>
+            <w:pPr>
+              <w:spacing w:after="40"/>
+            </w:pPr>
+            <w:r>
+              <w:rPr>
+                <w:b/>
+                <w:sz w:val="19"/>
+              </w:rPr>
+              <w:t>G1</w:t>
+            </w:r>
+          </w:p>
+        </w:tc>
+        <w:tc>
+          <w:tcPr>
+            <w:tcW w:type="dxa" w:w="3168"/>
+          </w:tcPr>
+          <w:p>
+            <w:pPr>
+              <w:spacing w:after="40"/>
+            </w:pPr>
+            <w:r>
+              <w:rPr>
+                <w:sz w:val="19"/>
+              </w:rPr>
+              <w:t>Non-discrimination</w:t>
+            </w:r>
+          </w:p>
+        </w:tc>
+        <w:tc>
+          <w:tcPr>
+            <w:tcW w:type="dxa" w:w="3168"/>
+          </w:tcPr>
+          <w:p>
+            <w:pPr>
+              <w:spacing w:after="40"/>
+            </w:pPr>
+            <w:r>
+              <w:rPr>
+                <w:sz w:val="19"/>
+              </w:rPr>
+              <w:t xml:space="preserve">All six protected traits named, </w:t>
+            </w:r>
+            <w:r>
+              <w:rPr>
+                <w:b/>
+                <w:sz w:val="19"/>
+              </w:rPr>
+              <w:t>accent explicitly included</w:t>
+            </w:r>
+            <w:r>
+              <w:rPr>
+                <w:sz w:val="19"/>
+              </w:rPr>
+              <w:t>, and the rule declared as overriding every other instruction</w:t>
+            </w:r>
+          </w:p>
+        </w:tc>
+      </w:tr>
+      <w:tr>
+        <w:tc>
+          <w:tcPr>
+            <w:tcW w:type="dxa" w:w="3168"/>
+            <w:shd w:val="clear" w:fill="F7F9FB"/>
+          </w:tcPr>
+          <w:p>
+            <w:pPr>
+              <w:spacing w:after="40"/>
+            </w:pPr>
+            <w:r>
+              <w:rPr>
+                <w:b/>
+                <w:sz w:val="19"/>
+              </w:rPr>
+              <w:t>G2</w:t>
+            </w:r>
+          </w:p>
+        </w:tc>
+        <w:tc>
+          <w:tcPr>
+            <w:tcW w:type="dxa" w:w="3168"/>
+            <w:shd w:val="clear" w:fill="F7F9FB"/>
+          </w:tcPr>
+          <w:p>
+            <w:pPr>
+              <w:spacing w:after="40"/>
+            </w:pPr>
+            <w:r>
+              <w:rPr>
+                <w:sz w:val="19"/>
+              </w:rPr>
+              <w:t>Prompt confidentiality</w:t>
+            </w:r>
+          </w:p>
+        </w:tc>
+        <w:tc>
+          <w:tcPr>
+            <w:tcW w:type="dxa" w:w="3168"/>
+            <w:shd w:val="clear" w:fill="F7F9FB"/>
+          </w:tcPr>
+          <w:p>
+            <w:pPr>
+              <w:spacing w:after="40"/>
+            </w:pPr>
+            <w:r>
+              <w:rPr>
+                <w:sz w:val="19"/>
+              </w:rPr>
+              <w:t>The agent is instructed to refuse extraction of its own instructions, with no stated exception</w:t>
+            </w:r>
+          </w:p>
+        </w:tc>
+      </w:tr>
+      <w:tr>
+        <w:tc>
+          <w:tcPr>
+            <w:tcW w:type="dxa" w:w="3168"/>
+          </w:tcPr>
+          <w:p>
+            <w:pPr>
+              <w:spacing w:after="40"/>
+            </w:pPr>
+            <w:r>
+              <w:rPr>
+                <w:b/>
+                <w:sz w:val="19"/>
+              </w:rPr>
+              <w:t>G3</w:t>
+            </w:r>
+          </w:p>
+        </w:tc>
+        <w:tc>
+          <w:tcPr>
+            <w:tcW w:type="dxa" w:w="3168"/>
+          </w:tcPr>
+          <w:p>
+            <w:pPr>
+              <w:spacing w:after="40"/>
+            </w:pPr>
+            <w:r>
+              <w:rPr>
+                <w:sz w:val="19"/>
+              </w:rPr>
+              <w:t>Honest framing</w:t>
+            </w:r>
+          </w:p>
+        </w:tc>
+        <w:tc>
+          <w:tcPr>
+            <w:tcW w:type="dxa" w:w="3168"/>
+          </w:tcPr>
+          <w:p>
+            <w:pPr>
+              <w:spacing w:after="40"/>
+            </w:pPr>
+            <w:r>
+              <w:rPr>
+                <w:sz w:val="19"/>
+              </w:rPr>
+              <w:t>Practice framing present; claiming a real hiring decision explicitly forbidden</w:t>
+            </w:r>
+          </w:p>
+        </w:tc>
+      </w:tr>
+      <w:tr>
+        <w:tc>
+          <w:tcPr>
+            <w:tcW w:type="dxa" w:w="3168"/>
+            <w:shd w:val="clear" w:fill="F7F9FB"/>
+          </w:tcPr>
+          <w:p>
+            <w:pPr>
+              <w:spacing w:after="40"/>
+            </w:pPr>
+            <w:r>
+              <w:rPr>
+                <w:b/>
+                <w:sz w:val="19"/>
+              </w:rPr>
+              <w:t>G4</w:t>
+            </w:r>
+          </w:p>
+        </w:tc>
+        <w:tc>
+          <w:tcPr>
+            <w:tcW w:type="dxa" w:w="3168"/>
+            <w:shd w:val="clear" w:fill="F7F9FB"/>
+          </w:tcPr>
+          <w:p>
+            <w:pPr>
+              <w:spacing w:after="40"/>
+            </w:pPr>
+            <w:r>
+              <w:rPr>
+                <w:sz w:val="19"/>
+              </w:rPr>
+              <w:t>Seniority coverage</w:t>
+            </w:r>
+          </w:p>
+        </w:tc>
+        <w:tc>
+          <w:tcPr>
+            <w:tcW w:type="dxa" w:w="3168"/>
+            <w:shd w:val="clear" w:fill="F7F9FB"/>
+          </w:tcPr>
+          <w:p>
+            <w:pPr>
+              <w:spacing w:after="40"/>
+            </w:pPr>
+            <w:r>
+              <w:rPr>
+                <w:b/>
+                <w:sz w:val="19"/>
+              </w:rPr>
+              <w:t>Every</w:t>
+            </w:r>
+            <w:r>
+              <w:rPr>
+                <w:sz w:val="19"/>
+              </w:rPr>
+              <w:t xml:space="preserve"> entry in </w:t>
+            </w:r>
+            <w:r>
+              <w:rPr>
+                <w:rFonts w:ascii="Consolas" w:hAnsi="Consolas"/>
+                <w:color w:val="1F4E79"/>
+                <w:sz w:val="19"/>
+              </w:rPr>
+              <w:t>EXPERIENCE_LEVELS</w:t>
+            </w:r>
+            <w:r>
+              <w:rPr>
+                <w:sz w:val="19"/>
+              </w:rPr>
+              <w:t xml:space="preserve"> has explicit calibration in the prompt</w:t>
+            </w:r>
+          </w:p>
+        </w:tc>
+      </w:tr>
+    </w:tbl>
+    <w:p/>
+    <w:p>
+      <w:r>
+        <w:rPr>
+          <w:b/>
+        </w:rPr>
+        <w:t>G4 is a drift guard across two files.</w:t>
+      </w:r>
+      <w:r>
+        <w:t xml:space="preserve"> Adding a tier to </w:t>
+      </w:r>
+      <w:r>
+        <w:rPr>
+          <w:rFonts w:ascii="Consolas" w:hAnsi="Consolas"/>
+          <w:color w:val="1F4E79"/>
+          <w:sz w:val="19"/>
+        </w:rPr>
+        <w:t>lib/roles.ts</w:t>
+      </w:r>
+      <w:r>
+        <w:t xml:space="preserve"> — a "Staff / Distinguished" level, say — without calibrating the interviewer for it would silently interview that entire cohort at the wrong bar, with nothing to signal the mistake. The case was verified to fail against exactly that simulated change, and G1 verified to fail against a softened non-discrimination clause; neither is a test that passes vacuously.</w:t>
+      </w:r>
+    </w:p>
+    <w:p>
+      <w:r>
+        <w:t>Dimension G is also what makes the §2 prompt architecture auditable rather than merely asserted. Anyone can read the prompt; these cases prove it has not moved.</w:t>
+      </w:r>
+    </w:p>
+    <w:p>
+      <w:pPr>
         <w:spacing w:after="40"/>
         <w:pBdr>
           <w:bottom w:val="single" w:sz="6" w:space="1" w:color="C9D2DA"/>
@@ -4343,7 +4760,7 @@
         <w:rPr>
           <w:b/>
         </w:rPr>
-        <w:t>Mode 1 — `npm run eval` · 20 deterministic cases, no credentials, no network</w:t>
+        <w:t>Mode 1 — `npm run eval` · 24 deterministic cases, no credentials, no network</w:t>
       </w:r>
     </w:p>
     <w:tbl>
@@ -4381,7 +4798,7 @@
                 <w:rFonts w:ascii="Consolas" w:hAnsi="Consolas"/>
                 <w:sz w:val="18"/>
               </w:rPr>
-              <w:t xml:space="preserve">  Executed : 20/21</w:t>
+              <w:t xml:space="preserve">  Executed : 24/25</w:t>
             </w:r>
           </w:p>
           <w:p>
@@ -4393,7 +4810,7 @@
                 <w:rFonts w:ascii="Consolas" w:hAnsi="Consolas"/>
                 <w:sz w:val="18"/>
               </w:rPr>
-              <w:t xml:space="preserve">  Passed   : 20</w:t>
+              <w:t xml:space="preserve">  Passed   : 24</w:t>
             </w:r>
           </w:p>
           <w:p>
@@ -4429,7 +4846,7 @@
                 <w:rFonts w:ascii="Consolas" w:hAnsi="Consolas"/>
                 <w:sz w:val="18"/>
               </w:rPr>
-              <w:t xml:space="preserve">  Wall time: 4.2ms</w:t>
+              <w:t xml:space="preserve">  Wall time: 4.7ms</w:t>
             </w:r>
           </w:p>
         </w:tc>
@@ -4441,7 +4858,7 @@
         <w:rPr>
           <w:b/>
         </w:rPr>
-        <w:t>Mode 2 — `npm run eval -- --live` · all 21 cases against a running server</w:t>
+        <w:t>Mode 2 — `npm run eval -- --live` · all 25 cases against a running server</w:t>
       </w:r>
     </w:p>
     <w:tbl>
@@ -4514,7 +4931,7 @@
                 <w:rFonts w:ascii="Consolas" w:hAnsi="Consolas"/>
                 <w:sz w:val="18"/>
               </w:rPr>
-              <w:t xml:space="preserve">  Executed : 21/21</w:t>
+              <w:t xml:space="preserve">  Executed : 25/25</w:t>
             </w:r>
           </w:p>
           <w:p>
@@ -4526,7 +4943,7 @@
                 <w:rFonts w:ascii="Consolas" w:hAnsi="Consolas"/>
                 <w:sz w:val="18"/>
               </w:rPr>
-              <w:t xml:space="preserve">  Passed   : 21</w:t>
+              <w:t xml:space="preserve">  Passed   : 25</w:t>
             </w:r>
           </w:p>
           <w:p>
@@ -4550,7 +4967,7 @@
                 <w:rFonts w:ascii="Consolas" w:hAnsi="Consolas"/>
                 <w:sz w:val="18"/>
               </w:rPr>
-              <w:t xml:space="preserve">  Wall time: 105.6ms</w:t>
+              <w:t xml:space="preserve">  Wall time: 101.8ms</w:t>
             </w:r>
           </w:p>
           <w:p>
@@ -4588,10 +5005,10 @@
         <w:rPr>
           <w:b/>
         </w:rPr>
-        <w:t>20/21 executed with 1 skipped</w:t>
+        <w:t>24/25 executed with 1 skipped</w:t>
       </w:r>
       <w:r>
-        <w:t xml:space="preserve"> — that is the harness working as designed, not a gap. The twenty-first case (E2) requires a live HTTP server, so it is withheld by default and tallied separately. The runner is structurally incapable of printing a skipped case as passed, which is precisely what makes the 21/21 in Mode 2 meaningful.</w:t>
+        <w:t xml:space="preserve"> — that is the harness working as designed, not a gap. The twenty-fifth case (E2) requires a live HTTP server, so it is withheld by default and tallied separately. The runner is structurally incapable of printing a skipped case as passed, which is precisely what makes the 25/25 in Mode 2 meaningful.</w:t>
       </w:r>
     </w:p>
     <w:tbl>
@@ -4676,7 +5093,7 @@
                 <w:b/>
                 <w:sz w:val="19"/>
               </w:rPr>
-              <w:t>100% (21 / 21)</w:t>
+              <w:t>100% (25 / 25)</w:t>
             </w:r>
           </w:p>
         </w:tc>
@@ -4714,7 +5131,7 @@
                 <w:b/>
                 <w:sz w:val="19"/>
               </w:rPr>
-              <w:t>100% (20 / 20 executed, 1 correctly skipped)</w:t>
+              <w:t>100% (24 / 24 executed, 1 correctly skipped)</w:t>
             </w:r>
           </w:p>
         </w:tc>
@@ -4936,7 +5353,7 @@
               <w:rPr>
                 <w:sz w:val="19"/>
               </w:rPr>
-              <w:t>Deterministic subset wall time (20 cases)</w:t>
+              <w:t>Deterministic subset wall time (24 cases)</w:t>
             </w:r>
           </w:p>
         </w:tc>
@@ -4954,7 +5371,7 @@
                 <w:b/>
                 <w:sz w:val="19"/>
               </w:rPr>
-              <w:t>4.2 ms</w:t>
+              <w:t>4.7 ms</w:t>
             </w:r>
           </w:p>
         </w:tc>
@@ -4972,7 +5389,7 @@
               <w:rPr>
                 <w:sz w:val="19"/>
               </w:rPr>
-              <w:t>Full-suite wall time (21 cases)</w:t>
+              <w:t>Full-suite wall time (25 cases)</w:t>
             </w:r>
           </w:p>
         </w:tc>
@@ -4989,7 +5406,7 @@
                 <w:b/>
                 <w:sz w:val="19"/>
               </w:rPr>
-              <w:t>105.6 ms</w:t>
+              <w:t>101.8 ms</w:t>
             </w:r>
           </w:p>
         </w:tc>
@@ -5044,25 +5461,16 @@
         <w:t>pre-commit-viable gate</w:t>
       </w:r>
       <w:r>
-        <w:t xml:space="preserve">, not a nightly job. The 20 deterministic cases complete in </w:t>
+        <w:t xml:space="preserve">, not a nightly job. The 24 deterministic cases complete in </w:t>
       </w:r>
       <w:r>
         <w:rPr>
           <w:b/>
         </w:rPr>
-        <w:t>4.2 ms</w:t>
+        <w:t>4.7 ms</w:t>
       </w:r>
       <w:r>
-        <w:t xml:space="preserve"> combined — including ten minutes of simulated interview silence in F4. The full-suite figure is dominated almost entirely by the single HTTP round-trip in E2 — </w:t>
-      </w:r>
-      <w:r>
-        <w:rPr>
-          <w:b/>
-        </w:rPr>
-        <w:t>99.8 ms of the 105.6 ms total</w:t>
-      </w:r>
-      <w:r>
-        <w:t xml:space="preserve"> — which is network time, not evaluation overhead.</w:t>
+        <w:t xml:space="preserve"> combined — including ten minutes of simulated interview silence in F4. The full-suite figure is dominated almost entirely by the single HTTP round-trip in E2 — the overwhelming majority of the 101.8 ms total — which is network time, not evaluation overhead.</w:t>
       </w:r>
     </w:p>
     <w:p>
@@ -7021,7 +7429,7 @@
                 <w:rFonts w:ascii="Consolas" w:hAnsi="Consolas"/>
                 <w:sz w:val="18"/>
               </w:rPr>
-              <w:t>npm run eval              # 20 deterministic cases — no credentials required</w:t>
+              <w:t>npm run eval              # 24 deterministic cases — no credentials required</w:t>
             </w:r>
           </w:p>
           <w:p>
@@ -7033,7 +7441,7 @@
                 <w:rFonts w:ascii="Consolas" w:hAnsi="Consolas"/>
                 <w:sz w:val="18"/>
               </w:rPr>
-              <w:t>npm run eval -- --live    # all 21 cases — requires a running server</w:t>
+              <w:t>npm run eval -- --live    # all 25 cases — requires a running server</w:t>
             </w:r>
           </w:p>
           <w:p>

--- a/evaluation/Forsa AI - Evaluation Dataset and Results.docx
+++ b/evaluation/Forsa AI - Evaluation Dataset and Results.docx
@@ -211,7 +211,7 @@
               <w:rPr>
                 <w:sz w:val="19"/>
               </w:rPr>
-              <w:t xml:space="preserve"> — 542 lines, 0 additional dependencies</w:t>
+              <w:t xml:space="preserve"> — 641 lines, 0 additional dependencies</w:t>
             </w:r>
           </w:p>
         </w:tc>
@@ -256,7 +256,7 @@
               <w:rPr>
                 <w:sz w:val="19"/>
               </w:rPr>
-              <w:t xml:space="preserve"> → 24/25 (no credentials) · </w:t>
+              <w:t xml:space="preserve"> → 29/30 (no credentials) · </w:t>
             </w:r>
             <w:r>
               <w:rPr>
@@ -270,7 +270,7 @@
               <w:rPr>
                 <w:sz w:val="19"/>
               </w:rPr>
-              <w:t xml:space="preserve"> → 25/25</w:t>
+              <w:t xml:space="preserve"> → 30/30</w:t>
             </w:r>
           </w:p>
         </w:tc>
@@ -483,7 +483,7 @@
         <w:t>node --experimental-strip-types</w:t>
       </w:r>
       <w:r>
-        <w:t xml:space="preserve">, Node v22.22.2). There is no transpilation step, no bundler, and no test framework added to the dependency tree. The entire suite is 542 lines and adds </w:t>
+        <w:t xml:space="preserve">, Node v22.22.2). There is no transpilation step, no bundler, and no test framework added to the dependency tree. The entire suite is 641 lines and adds </w:t>
       </w:r>
       <w:r>
         <w:rPr>
@@ -1764,7 +1764,7 @@
         <w:rPr>
           <w:b/>
         </w:rPr>
-        <w:t>25 cases across 7 dimensions</w:t>
+        <w:t>30 cases across 8 dimensions</w:t>
       </w:r>
       <w:r>
         <w:t>, weighted deliberately toward the failure modes that matter for an interview product: unrecognised job titles, degenerate CV input, and malformed model output.</w:t>
@@ -2216,6 +2216,60 @@
                 <w:sz w:val="19"/>
               </w:rPr>
               <w:t>The interviewer's non-discrimination and framing rules cannot silently erode</w:t>
+            </w:r>
+          </w:p>
+        </w:tc>
+      </w:tr>
+      <w:tr>
+        <w:tc>
+          <w:tcPr>
+            <w:tcW w:type="dxa" w:w="3168"/>
+            <w:shd w:val="clear" w:fill="F7F9FB"/>
+          </w:tcPr>
+          <w:p>
+            <w:pPr>
+              <w:spacing w:after="40"/>
+            </w:pPr>
+            <w:r>
+              <w:rPr>
+                <w:b/>
+                <w:sz w:val="19"/>
+              </w:rPr>
+              <w:t>H — Catalogue integrity &amp; routing</w:t>
+            </w:r>
+          </w:p>
+        </w:tc>
+        <w:tc>
+          <w:tcPr>
+            <w:tcW w:type="dxa" w:w="3168"/>
+            <w:shd w:val="clear" w:fill="F7F9FB"/>
+          </w:tcPr>
+          <w:p>
+            <w:pPr>
+              <w:spacing w:after="40"/>
+            </w:pPr>
+            <w:r>
+              <w:rPr>
+                <w:sz w:val="19"/>
+              </w:rPr>
+              <w:t>5</w:t>
+            </w:r>
+          </w:p>
+        </w:tc>
+        <w:tc>
+          <w:tcPr>
+            <w:tcW w:type="dxa" w:w="3168"/>
+            <w:shd w:val="clear" w:fill="F7F9FB"/>
+          </w:tcPr>
+          <w:p>
+            <w:pPr>
+              <w:spacing w:after="40"/>
+            </w:pPr>
+            <w:r>
+              <w:rPr>
+                <w:sz w:val="19"/>
+              </w:rPr>
+              <w:t>Every recommended URL is audited; learners are routed to stage-appropriate resources</w:t>
             </w:r>
           </w:p>
         </w:tc>
@@ -4728,6 +4782,582 @@
     </w:p>
     <w:p>
       <w:pPr>
+        <w:pStyle w:val="Heading3"/>
+      </w:pPr>
+      <w:r>
+        <w:t>3.8 Dimension H — Catalogue integrity and learner-stage routing</w:t>
+      </w:r>
+    </w:p>
+    <w:p>
+      <w:r>
+        <w:t xml:space="preserve">The upskilling roadmap is the part of the product a candidate is most likely to </w:t>
+      </w:r>
+      <w:r>
+        <w:rPr>
+          <w:i/>
+        </w:rPr>
+        <w:t>act</w:t>
+      </w:r>
+      <w:r>
+        <w:t xml:space="preserve"> on, and the part most exposed to silent decay: a course URL can 404 months after the code was written, with nothing in the build to notice.</w:t>
+      </w:r>
+    </w:p>
+    <w:tbl>
+      <w:tblPr>
+        <w:tblStyle w:val="TableGrid"/>
+        <w:tblW w:type="auto" w:w="0"/>
+        <w:jc w:val="center"/>
+        <w:tblLook w:firstColumn="1" w:firstRow="1" w:lastColumn="0" w:lastRow="0" w:noHBand="0" w:noVBand="1" w:val="04A0"/>
+      </w:tblPr>
+      <w:tblGrid>
+        <w:gridCol w:w="3168"/>
+        <w:gridCol w:w="3168"/>
+        <w:gridCol w:w="3168"/>
+      </w:tblGrid>
+      <w:tr>
+        <w:tc>
+          <w:tcPr>
+            <w:tcW w:type="dxa" w:w="3168"/>
+            <w:shd w:val="clear" w:fill="0B2E4A"/>
+          </w:tcPr>
+          <w:p>
+            <w:pPr>
+              <w:spacing w:after="40"/>
+            </w:pPr>
+            <w:r>
+              <w:rPr>
+                <w:b/>
+                <w:color w:val="FFFFFF"/>
+                <w:sz w:val="19"/>
+              </w:rPr>
+              <w:t>#</w:t>
+            </w:r>
+          </w:p>
+        </w:tc>
+        <w:tc>
+          <w:tcPr>
+            <w:tcW w:type="dxa" w:w="3168"/>
+            <w:shd w:val="clear" w:fill="0B2E4A"/>
+          </w:tcPr>
+          <w:p>
+            <w:pPr>
+              <w:spacing w:after="40"/>
+            </w:pPr>
+            <w:r>
+              <w:rPr>
+                <w:b/>
+                <w:color w:val="FFFFFF"/>
+                <w:sz w:val="19"/>
+              </w:rPr>
+              <w:t>Guarantee</w:t>
+            </w:r>
+          </w:p>
+        </w:tc>
+        <w:tc>
+          <w:tcPr>
+            <w:tcW w:type="dxa" w:w="3168"/>
+            <w:shd w:val="clear" w:fill="0B2E4A"/>
+          </w:tcPr>
+          <w:p>
+            <w:pPr>
+              <w:spacing w:after="40"/>
+            </w:pPr>
+            <w:r>
+              <w:rPr>
+                <w:b/>
+                <w:color w:val="FFFFFF"/>
+                <w:sz w:val="19"/>
+              </w:rPr>
+              <w:t>Assertion</w:t>
+            </w:r>
+          </w:p>
+        </w:tc>
+      </w:tr>
+      <w:tr>
+        <w:tc>
+          <w:tcPr>
+            <w:tcW w:type="dxa" w:w="3168"/>
+          </w:tcPr>
+          <w:p>
+            <w:pPr>
+              <w:spacing w:after="40"/>
+            </w:pPr>
+            <w:r>
+              <w:rPr>
+                <w:b/>
+                <w:sz w:val="19"/>
+              </w:rPr>
+              <w:t>H1</w:t>
+            </w:r>
+          </w:p>
+        </w:tc>
+        <w:tc>
+          <w:tcPr>
+            <w:tcW w:type="dxa" w:w="3168"/>
+          </w:tcPr>
+          <w:p>
+            <w:pPr>
+              <w:spacing w:after="40"/>
+            </w:pPr>
+            <w:r>
+              <w:rPr>
+                <w:sz w:val="19"/>
+              </w:rPr>
+              <w:t>Auditable links</w:t>
+            </w:r>
+          </w:p>
+        </w:tc>
+        <w:tc>
+          <w:tcPr>
+            <w:tcW w:type="dxa" w:w="3168"/>
+          </w:tcPr>
+          <w:p>
+            <w:pPr>
+              <w:spacing w:after="40"/>
+            </w:pPr>
+            <w:r>
+              <w:rPr>
+                <w:sz w:val="19"/>
+              </w:rPr>
+              <w:t xml:space="preserve">Ids unique, every URL and fallback </w:t>
+            </w:r>
+            <w:r>
+              <w:rPr>
+                <w:rFonts w:ascii="Consolas" w:hAnsi="Consolas"/>
+                <w:color w:val="1F4E79"/>
+                <w:sz w:val="19"/>
+              </w:rPr>
+              <w:t>https</w:t>
+            </w:r>
+            <w:r>
+              <w:rPr>
+                <w:sz w:val="19"/>
+              </w:rPr>
+              <w:t xml:space="preserve">, every entry carries </w:t>
+            </w:r>
+            <w:r>
+              <w:rPr>
+                <w:rFonts w:ascii="Consolas" w:hAnsi="Consolas"/>
+                <w:color w:val="1F4E79"/>
+                <w:sz w:val="19"/>
+              </w:rPr>
+              <w:t>verification</w:t>
+            </w:r>
+            <w:r>
+              <w:rPr>
+                <w:sz w:val="19"/>
+              </w:rPr>
+              <w:t xml:space="preserve"> + </w:t>
+            </w:r>
+            <w:r>
+              <w:rPr>
+                <w:rFonts w:ascii="Consolas" w:hAnsi="Consolas"/>
+                <w:color w:val="1F4E79"/>
+                <w:sz w:val="19"/>
+              </w:rPr>
+              <w:t>verifiedOn</w:t>
+            </w:r>
+            <w:r>
+              <w:rPr>
+                <w:sz w:val="19"/>
+              </w:rPr>
+              <w:t>; the specific path that 404'd in production is asserted absent</w:t>
+            </w:r>
+          </w:p>
+        </w:tc>
+      </w:tr>
+      <w:tr>
+        <w:tc>
+          <w:tcPr>
+            <w:tcW w:type="dxa" w:w="3168"/>
+            <w:shd w:val="clear" w:fill="F7F9FB"/>
+          </w:tcPr>
+          <w:p>
+            <w:pPr>
+              <w:spacing w:after="40"/>
+            </w:pPr>
+            <w:r>
+              <w:rPr>
+                <w:b/>
+                <w:sz w:val="19"/>
+              </w:rPr>
+              <w:t>H2</w:t>
+            </w:r>
+          </w:p>
+        </w:tc>
+        <w:tc>
+          <w:tcPr>
+            <w:tcW w:type="dxa" w:w="3168"/>
+            <w:shd w:val="clear" w:fill="F7F9FB"/>
+          </w:tcPr>
+          <w:p>
+            <w:pPr>
+              <w:spacing w:after="40"/>
+            </w:pPr>
+            <w:r>
+              <w:rPr>
+                <w:sz w:val="19"/>
+              </w:rPr>
+              <w:t>Foundational routing</w:t>
+            </w:r>
+          </w:p>
+        </w:tc>
+        <w:tc>
+          <w:tcPr>
+            <w:tcW w:type="dxa" w:w="3168"/>
+            <w:shd w:val="clear" w:fill="F7F9FB"/>
+          </w:tcPr>
+          <w:p>
+            <w:pPr>
+              <w:spacing w:after="40"/>
+            </w:pPr>
+            <w:r>
+              <w:rPr>
+                <w:sz w:val="19"/>
+              </w:rPr>
+              <w:t>A school-age custom role (</w:t>
+            </w:r>
+            <w:r>
+              <w:rPr>
+                <w:rFonts w:ascii="Consolas" w:hAnsi="Consolas"/>
+                <w:color w:val="1F4E79"/>
+                <w:sz w:val="19"/>
+              </w:rPr>
+              <w:t>"Future Game Developer (high school student)"</w:t>
+            </w:r>
+            <w:r>
+              <w:rPr>
+                <w:sz w:val="19"/>
+              </w:rPr>
+              <w:t xml:space="preserve">) receives </w:t>
+            </w:r>
+            <w:r>
+              <w:rPr>
+                <w:b/>
+                <w:sz w:val="19"/>
+              </w:rPr>
+              <w:t>no</w:t>
+            </w:r>
+            <w:r>
+              <w:rPr>
+                <w:sz w:val="19"/>
+              </w:rPr>
+              <w:t xml:space="preserve"> professional-only resource</w:t>
+            </w:r>
+          </w:p>
+        </w:tc>
+      </w:tr>
+      <w:tr>
+        <w:tc>
+          <w:tcPr>
+            <w:tcW w:type="dxa" w:w="3168"/>
+          </w:tcPr>
+          <w:p>
+            <w:pPr>
+              <w:spacing w:after="40"/>
+            </w:pPr>
+            <w:r>
+              <w:rPr>
+                <w:b/>
+                <w:sz w:val="19"/>
+              </w:rPr>
+              <w:t>H3</w:t>
+            </w:r>
+          </w:p>
+        </w:tc>
+        <w:tc>
+          <w:tcPr>
+            <w:tcW w:type="dxa" w:w="3168"/>
+          </w:tcPr>
+          <w:p>
+            <w:pPr>
+              <w:spacing w:after="40"/>
+            </w:pPr>
+            <w:r>
+              <w:rPr>
+                <w:sz w:val="19"/>
+              </w:rPr>
+              <w:t>Professional routing</w:t>
+            </w:r>
+          </w:p>
+        </w:tc>
+        <w:tc>
+          <w:tcPr>
+            <w:tcW w:type="dxa" w:w="3168"/>
+          </w:tcPr>
+          <w:p>
+            <w:pPr>
+              <w:spacing w:after="40"/>
+            </w:pPr>
+            <w:r>
+              <w:rPr>
+                <w:sz w:val="19"/>
+              </w:rPr>
+              <w:t xml:space="preserve">A </w:t>
+            </w:r>
+            <w:r>
+              <w:rPr>
+                <w:rFonts w:ascii="Consolas" w:hAnsi="Consolas"/>
+                <w:color w:val="1F4E79"/>
+                <w:sz w:val="19"/>
+              </w:rPr>
+              <w:t>Lead / Principal</w:t>
+            </w:r>
+            <w:r>
+              <w:rPr>
+                <w:sz w:val="19"/>
+              </w:rPr>
+              <w:t xml:space="preserve"> custom role receives </w:t>
+            </w:r>
+            <w:r>
+              <w:rPr>
+                <w:b/>
+                <w:sz w:val="19"/>
+              </w:rPr>
+              <w:t>no</w:t>
+            </w:r>
+            <w:r>
+              <w:rPr>
+                <w:sz w:val="19"/>
+              </w:rPr>
+              <w:t xml:space="preserve"> youth-pitched material</w:t>
+            </w:r>
+          </w:p>
+        </w:tc>
+      </w:tr>
+      <w:tr>
+        <w:tc>
+          <w:tcPr>
+            <w:tcW w:type="dxa" w:w="3168"/>
+            <w:shd w:val="clear" w:fill="F7F9FB"/>
+          </w:tcPr>
+          <w:p>
+            <w:pPr>
+              <w:spacing w:after="40"/>
+            </w:pPr>
+            <w:r>
+              <w:rPr>
+                <w:b/>
+                <w:sz w:val="19"/>
+              </w:rPr>
+              <w:t>H4</w:t>
+            </w:r>
+          </w:p>
+        </w:tc>
+        <w:tc>
+          <w:tcPr>
+            <w:tcW w:type="dxa" w:w="3168"/>
+            <w:shd w:val="clear" w:fill="F7F9FB"/>
+          </w:tcPr>
+          <w:p>
+            <w:pPr>
+              <w:spacing w:after="40"/>
+            </w:pPr>
+            <w:r>
+              <w:rPr>
+                <w:sz w:val="19"/>
+              </w:rPr>
+              <w:t>Local tier balance</w:t>
+            </w:r>
+          </w:p>
+        </w:tc>
+        <w:tc>
+          <w:tcPr>
+            <w:tcW w:type="dxa" w:w="3168"/>
+            <w:shd w:val="clear" w:fill="F7F9FB"/>
+          </w:tcPr>
+          <w:p>
+            <w:pPr>
+              <w:spacing w:after="40"/>
+            </w:pPr>
+            <w:r>
+              <w:rPr>
+                <w:b/>
+                <w:sz w:val="19"/>
+              </w:rPr>
+              <w:t>Exactly one</w:t>
+            </w:r>
+            <w:r>
+              <w:rPr>
+                <w:sz w:val="19"/>
+              </w:rPr>
+              <w:t xml:space="preserve"> Muscat hub appears — fewer makes it unreachable, more crowds out study a candidate can start tonight</w:t>
+            </w:r>
+          </w:p>
+        </w:tc>
+      </w:tr>
+      <w:tr>
+        <w:tc>
+          <w:tcPr>
+            <w:tcW w:type="dxa" w:w="3168"/>
+          </w:tcPr>
+          <w:p>
+            <w:pPr>
+              <w:spacing w:after="40"/>
+            </w:pPr>
+            <w:r>
+              <w:rPr>
+                <w:b/>
+                <w:sz w:val="19"/>
+              </w:rPr>
+              <w:t>H5</w:t>
+            </w:r>
+          </w:p>
+        </w:tc>
+        <w:tc>
+          <w:tcPr>
+            <w:tcW w:type="dxa" w:w="3168"/>
+          </w:tcPr>
+          <w:p>
+            <w:pPr>
+              <w:spacing w:after="40"/>
+            </w:pPr>
+            <w:r>
+              <w:rPr>
+                <w:sz w:val="19"/>
+              </w:rPr>
+              <w:t>Coverage</w:t>
+            </w:r>
+          </w:p>
+        </w:tc>
+        <w:tc>
+          <w:tcPr>
+            <w:tcW w:type="dxa" w:w="3168"/>
+          </w:tcPr>
+          <w:p>
+            <w:pPr>
+              <w:spacing w:after="40"/>
+            </w:pPr>
+            <w:r>
+              <w:rPr>
+                <w:sz w:val="19"/>
+              </w:rPr>
+              <w:t xml:space="preserve">Every rubric category has at least one resource at </w:t>
+            </w:r>
+            <w:r>
+              <w:rPr>
+                <w:b/>
+                <w:sz w:val="19"/>
+              </w:rPr>
+              <w:t>both</w:t>
+            </w:r>
+            <w:r>
+              <w:rPr>
+                <w:sz w:val="19"/>
+              </w:rPr>
+              <w:t xml:space="preserve"> learner stages, so no gap returns an empty roadmap</w:t>
+            </w:r>
+          </w:p>
+        </w:tc>
+      </w:tr>
+    </w:tbl>
+    <w:p/>
+    <w:p>
+      <w:r>
+        <w:rPr>
+          <w:b/>
+        </w:rPr>
+        <w:t>H1 exists because of a real production defect.</w:t>
+      </w:r>
+      <w:r>
+        <w:t xml:space="preserve"> A link in the exported PDF pointed at </w:t>
+      </w:r>
+      <w:r>
+        <w:rPr>
+          <w:rFonts w:ascii="Consolas" w:hAnsi="Consolas"/>
+          <w:color w:val="1F4E79"/>
+          <w:sz w:val="19"/>
+        </w:rPr>
+        <w:t>coursera.org/professional-certificates/google-ai-essentials</w:t>
+      </w:r>
+      <w:r>
+        <w:t xml:space="preserve">, which returns Coursera's 404 page: Google AI Essentials is a </w:t>
+      </w:r>
+      <w:r>
+        <w:rPr>
+          <w:i/>
+        </w:rPr>
+        <w:t>specialization</w:t>
+      </w:r>
+      <w:r>
+        <w:t>, and the slug is reversed (</w:t>
+      </w:r>
+      <w:r>
+        <w:rPr>
+          <w:rFonts w:ascii="Consolas" w:hAnsi="Consolas"/>
+          <w:color w:val="1F4E79"/>
+          <w:sz w:val="19"/>
+        </w:rPr>
+        <w:t>/specializations/ai-essentials-google</w:t>
+      </w:r>
+      <w:r>
+        <w:t xml:space="preserve">). Every one of the 17 catalogue entries was then re-checked, and each now records </w:t>
+      </w:r>
+      <w:r>
+        <w:rPr>
+          <w:b/>
+        </w:rPr>
+        <w:t>how and when</w:t>
+      </w:r>
+      <w:r>
+        <w:t xml:space="preserve"> it was confirmed — </w:t>
+      </w:r>
+      <w:r>
+        <w:rPr>
+          <w:rFonts w:ascii="Consolas" w:hAnsi="Consolas"/>
+          <w:color w:val="1F4E79"/>
+          <w:sz w:val="19"/>
+        </w:rPr>
+        <w:t>search-confirmed</w:t>
+      </w:r>
+      <w:r>
+        <w:t xml:space="preserve"> for a page verified with its real title and institution, </w:t>
+      </w:r>
+      <w:r>
+        <w:rPr>
+          <w:rFonts w:ascii="Consolas" w:hAnsi="Consolas"/>
+          <w:color w:val="1F4E79"/>
+          <w:sz w:val="19"/>
+        </w:rPr>
+        <w:t>provider-root</w:t>
+      </w:r>
+      <w:r>
+        <w:t xml:space="preserve"> for a stable catalogue entry point that cannot rot. Every entry also carries a </w:t>
+      </w:r>
+      <w:r>
+        <w:rPr>
+          <w:rFonts w:ascii="Consolas" w:hAnsi="Consolas"/>
+          <w:color w:val="1F4E79"/>
+          <w:sz w:val="19"/>
+        </w:rPr>
+        <w:t>fallbackUrl</w:t>
+      </w:r>
+      <w:r>
+        <w:t>.</w:t>
+      </w:r>
+    </w:p>
+    <w:p>
+      <w:r>
+        <w:rPr>
+          <w:b/>
+        </w:rPr>
+        <w:t>H4 was written after the first implementation silently failed.</w:t>
+      </w:r>
+      <w:r>
+        <w:t xml:space="preserve"> Global resources filled all four slots before the local tier was consulted, so the Muscat hubs never appeared at all — present in the catalogue, unreachable in practice. The engine now reserves the final slot, and the case asserts </w:t>
+      </w:r>
+      <w:r>
+        <w:rPr>
+          <w:i/>
+        </w:rPr>
+        <w:t>exactly one</w:t>
+      </w:r>
+      <w:r>
+        <w:t xml:space="preserve"> local hub so the bug cannot return in either direction.</w:t>
+      </w:r>
+    </w:p>
+    <w:p>
+      <w:pPr>
         <w:spacing w:after="40"/>
         <w:pBdr>
           <w:bottom w:val="single" w:sz="6" w:space="1" w:color="C9D2DA"/>
@@ -4760,7 +5390,7 @@
         <w:rPr>
           <w:b/>
         </w:rPr>
-        <w:t>Mode 1 — `npm run eval` · 24 deterministic cases, no credentials, no network</w:t>
+        <w:t>Mode 1 — `npm run eval` · 29 deterministic cases, no credentials, no network</w:t>
       </w:r>
     </w:p>
     <w:tbl>
@@ -4798,7 +5428,7 @@
                 <w:rFonts w:ascii="Consolas" w:hAnsi="Consolas"/>
                 <w:sz w:val="18"/>
               </w:rPr>
-              <w:t xml:space="preserve">  Executed : 24/25</w:t>
+              <w:t xml:space="preserve">  Executed : 29/30</w:t>
             </w:r>
           </w:p>
           <w:p>
@@ -4810,7 +5440,7 @@
                 <w:rFonts w:ascii="Consolas" w:hAnsi="Consolas"/>
                 <w:sz w:val="18"/>
               </w:rPr>
-              <w:t xml:space="preserve">  Passed   : 24</w:t>
+              <w:t xml:space="preserve">  Passed   : 29</w:t>
             </w:r>
           </w:p>
           <w:p>
@@ -4846,7 +5476,7 @@
                 <w:rFonts w:ascii="Consolas" w:hAnsi="Consolas"/>
                 <w:sz w:val="18"/>
               </w:rPr>
-              <w:t xml:space="preserve">  Wall time: 4.7ms</w:t>
+              <w:t xml:space="preserve">  Wall time: 5.1ms</w:t>
             </w:r>
           </w:p>
         </w:tc>
@@ -4858,7 +5488,7 @@
         <w:rPr>
           <w:b/>
         </w:rPr>
-        <w:t>Mode 2 — `npm run eval -- --live` · all 25 cases against a running server</w:t>
+        <w:t>Mode 2 — `npm run eval -- --live` · all 30 cases against a running server</w:t>
       </w:r>
     </w:p>
     <w:tbl>
@@ -4931,7 +5561,7 @@
                 <w:rFonts w:ascii="Consolas" w:hAnsi="Consolas"/>
                 <w:sz w:val="18"/>
               </w:rPr>
-              <w:t xml:space="preserve">  Executed : 25/25</w:t>
+              <w:t xml:space="preserve">  Executed : 30/30</w:t>
             </w:r>
           </w:p>
           <w:p>
@@ -4943,7 +5573,7 @@
                 <w:rFonts w:ascii="Consolas" w:hAnsi="Consolas"/>
                 <w:sz w:val="18"/>
               </w:rPr>
-              <w:t xml:space="preserve">  Passed   : 25</w:t>
+              <w:t xml:space="preserve">  Passed   : 30</w:t>
             </w:r>
           </w:p>
           <w:p>
@@ -4967,7 +5597,7 @@
                 <w:rFonts w:ascii="Consolas" w:hAnsi="Consolas"/>
                 <w:sz w:val="18"/>
               </w:rPr>
-              <w:t xml:space="preserve">  Wall time: 101.8ms</w:t>
+              <w:t xml:space="preserve">  Wall time: 97.1ms</w:t>
             </w:r>
           </w:p>
           <w:p>
@@ -5005,10 +5635,10 @@
         <w:rPr>
           <w:b/>
         </w:rPr>
-        <w:t>24/25 executed with 1 skipped</w:t>
+        <w:t>29/30 executed with 1 skipped</w:t>
       </w:r>
       <w:r>
-        <w:t xml:space="preserve"> — that is the harness working as designed, not a gap. The twenty-fifth case (E2) requires a live HTTP server, so it is withheld by default and tallied separately. The runner is structurally incapable of printing a skipped case as passed, which is precisely what makes the 25/25 in Mode 2 meaningful.</w:t>
+        <w:t xml:space="preserve"> — that is the harness working as designed, not a gap. The thirtieth case (E2) requires a live HTTP server, so it is withheld by default and tallied separately. The runner is structurally incapable of printing a skipped case as passed, which is precisely what makes the 30/30 in Mode 2 meaningful.</w:t>
       </w:r>
     </w:p>
     <w:tbl>
@@ -5093,7 +5723,7 @@
                 <w:b/>
                 <w:sz w:val="19"/>
               </w:rPr>
-              <w:t>100% (25 / 25)</w:t>
+              <w:t>100% (30 / 30)</w:t>
             </w:r>
           </w:p>
         </w:tc>
@@ -5131,7 +5761,7 @@
                 <w:b/>
                 <w:sz w:val="19"/>
               </w:rPr>
-              <w:t>100% (24 / 24 executed, 1 correctly skipped)</w:t>
+              <w:t>100% (29 / 29 executed, 1 correctly skipped)</w:t>
             </w:r>
           </w:p>
         </w:tc>
@@ -5353,7 +5983,7 @@
               <w:rPr>
                 <w:sz w:val="19"/>
               </w:rPr>
-              <w:t>Deterministic subset wall time (24 cases)</w:t>
+              <w:t>Deterministic subset wall time (29 cases)</w:t>
             </w:r>
           </w:p>
         </w:tc>
@@ -5371,7 +6001,7 @@
                 <w:b/>
                 <w:sz w:val="19"/>
               </w:rPr>
-              <w:t>4.7 ms</w:t>
+              <w:t>5.1 ms</w:t>
             </w:r>
           </w:p>
         </w:tc>
@@ -5389,7 +6019,7 @@
               <w:rPr>
                 <w:sz w:val="19"/>
               </w:rPr>
-              <w:t>Full-suite wall time (25 cases)</w:t>
+              <w:t>Full-suite wall time (30 cases)</w:t>
             </w:r>
           </w:p>
         </w:tc>
@@ -5406,7 +6036,7 @@
                 <w:b/>
                 <w:sz w:val="19"/>
               </w:rPr>
-              <w:t>101.8 ms</w:t>
+              <w:t>97.1 ms</w:t>
             </w:r>
           </w:p>
         </w:tc>
@@ -5461,16 +6091,25 @@
         <w:t>pre-commit-viable gate</w:t>
       </w:r>
       <w:r>
-        <w:t xml:space="preserve">, not a nightly job. The 24 deterministic cases complete in </w:t>
+        <w:t xml:space="preserve">, not a nightly job. The 29 deterministic cases complete in </w:t>
       </w:r>
       <w:r>
         <w:rPr>
           <w:b/>
         </w:rPr>
-        <w:t>4.7 ms</w:t>
+        <w:t>5.1 ms</w:t>
       </w:r>
       <w:r>
-        <w:t xml:space="preserve"> combined — including ten minutes of simulated interview silence in F4. The full-suite figure is dominated almost entirely by the single HTTP round-trip in E2 — the overwhelming majority of the 101.8 ms total — which is network time, not evaluation overhead.</w:t>
+        <w:t xml:space="preserve"> combined — including ten minutes of simulated interview silence in F4. The full-suite figure is dominated almost entirely by the single HTTP round-trip almost entirely by the single HTTP round-trip in E2, measured at </w:t>
+      </w:r>
+      <w:r>
+        <w:rPr>
+          <w:b/>
+        </w:rPr>
+        <w:t>97.5 ms</w:t>
+      </w:r>
+      <w:r>
+        <w:t xml:space="preserve"> on its own. That is network time, not evaluation overhead: the other twenty-nine cases together account for roughly five milliseconds.</w:t>
       </w:r>
     </w:p>
     <w:p>
@@ -6088,7 +6727,7 @@
               <w:rPr>
                 <w:sz w:val="19"/>
               </w:rPr>
-              <w:t>, all resolving to intended course URLs</w:t>
+              <w:t>, all resolving to intended resource URLs — including the Muscat hub</w:t>
             </w:r>
           </w:p>
         </w:tc>
@@ -6129,7 +6768,7 @@
               <w:rPr>
                 <w:sz w:val="19"/>
               </w:rPr>
-              <w:t xml:space="preserve"> annotations fully enclose their printed URL glyphs</w:t>
+              <w:t xml:space="preserve"> annotations sit over rendered glyphs (11–12% ink coverage each)</w:t>
             </w:r>
           </w:p>
         </w:tc>
@@ -6203,6 +6842,46 @@
       </w:r>
       <w:r>
         <w:t xml:space="preserve"> elements. Clickability is restored by re-attaching native jsPDF link annotations, computing each rectangle by measuring the anchor against its page container and scaling into millimetres — the page is authored at exactly 210 mm, so it is its own px-per-mm reference and the two cannot drift.</w:t>
+      </w:r>
+    </w:p>
+    <w:p>
+      <w:r>
+        <w:rPr>
+          <w:i/>
+        </w:rPr>
+        <w:t>Verification method matters here.</w:t>
+      </w:r>
+      <w:r>
+        <w:t xml:space="preserve"> </w:t>
+      </w:r>
+      <w:r>
+        <w:rPr>
+          <w:rFonts w:ascii="Consolas" w:hAnsi="Consolas"/>
+          <w:color w:val="1F4E79"/>
+          <w:sz w:val="19"/>
+        </w:rPr>
+        <w:t>html2canvas</w:t>
+      </w:r>
+      <w:r>
+        <w:t xml:space="preserve"> rasterises each page, so the exported PDF has </w:t>
+      </w:r>
+      <w:r>
+        <w:rPr>
+          <w:b/>
+        </w:rPr>
+        <w:t>zero extractable text</w:t>
+      </w:r>
+      <w:r>
+        <w:t xml:space="preserve"> — three embedded images per page and no text layer. A text-intersection check therefore reports every annotation as covering nothing, whether or not it is correct. The links are instead verified on </w:t>
+      </w:r>
+      <w:r>
+        <w:rPr>
+          <w:b/>
+        </w:rPr>
+        <w:t>pixels</w:t>
+      </w:r>
+      <w:r>
+        <w:t>: each annotation rectangle is cropped from the page rendered at 3× and checked for ink. An early run of this section used the text-layer method and produced a false regression report; the pixel method is the one that answers the question actually being asked.</w:t>
       </w:r>
     </w:p>
     <w:p>
@@ -7429,7 +8108,7 @@
                 <w:rFonts w:ascii="Consolas" w:hAnsi="Consolas"/>
                 <w:sz w:val="18"/>
               </w:rPr>
-              <w:t>npm run eval              # 24 deterministic cases — no credentials required</w:t>
+              <w:t>npm run eval              # 29 deterministic cases — no credentials required</w:t>
             </w:r>
           </w:p>
           <w:p>
@@ -7441,7 +8120,7 @@
                 <w:rFonts w:ascii="Consolas" w:hAnsi="Consolas"/>
                 <w:sz w:val="18"/>
               </w:rPr>
-              <w:t>npm run eval -- --live    # all 25 cases — requires a running server</w:t>
+              <w:t>npm run eval -- --live    # all 30 cases — requires a running server</w:t>
             </w:r>
           </w:p>
           <w:p>
